--- a/Elera_FYP1_Report_v4.docx
+++ b/Elera_FYP1_Report_v4.docx
@@ -179,7 +179,7 @@
           <w:szCs w:val="32"/>
           <w:highlight w:val="yellow"/>
         </w:rPr>
-        <w:t>ELERA: AN INTELLIGENT WEB-BASED ARDUINO CIRCUIT DESIGN ASSISTANT</w:t>
+        <w:t>ELERA: AN INTELLIGENT WEB-BASED CIRCUIT DESIGN ASSISTANT</w:t>
       </w:r>
     </w:p>
     <w:p>
@@ -589,23 +589,7 @@
           <w:rFonts w:ascii="Arial" w:hAnsi="Arial"/>
           <w:sz w:val="22"/>
         </w:rPr>
-        <w:t xml:space="preserve"> Ltd., 2020), and Fritzing (Friends-of-Fritzing, 2009) allow students to build circuits virtually, but none of them validate wiring during the design phase or explain why a mistake occurred. To address this problem, Elera was developed as an intelligent web-based Arduino circuit design assistant. The system was built using Lit 3 for the component framework, Vite 6 as the build tool, and </w:t>
-      </w:r>
-      <w:proofErr w:type="gramStart"/>
-      <w:r>
-        <w:rPr>
-          <w:rFonts w:ascii="Arial" w:hAnsi="Arial"/>
-          <w:sz w:val="22"/>
-        </w:rPr>
-        <w:t>the @wokwi</w:t>
-      </w:r>
-      <w:proofErr w:type="gramEnd"/>
-      <w:r>
-        <w:rPr>
-          <w:rFonts w:ascii="Arial" w:hAnsi="Arial"/>
-          <w:sz w:val="22"/>
-        </w:rPr>
-        <w:t>/elements library for component rendering. Elera provides a drag-and-drop circuit canvas, a metadata-driven component library covering 14 common Arduino parts, and a real-time validation engine that checks for nine categories of electrical errors. These include missing board detection, LED without resistor warnings, total current overload, duplicate pin assignment, servo motor on serial pins, missing power or ground connections, incorrect I2C pin wiring, unconnected components, and floating signal pins. The system also includes an intelligent auto-wiring engine that automatically assigns the correct Arduino pins based on each component's electrical requirements. Development followed an Agile Iterative methodology across seven functional sprints. Elera runs entirely in the browser with no installation required. The project targets undergraduate students enrolled in electronics and embedded systems courses who need proactive, educational feedback while learning circuit design.</w:t>
+        <w:t xml:space="preserve"> Ltd., 2020), and Fritzing (Friends-of-Fritzing, 2009) allow students to build circuits virtually, but none of them validate wiring during the design phase or explain why a mistake occurred. To address this problem, Elera was developed as an intelligent web-based Arduino circuit design assistant. The system was built using Lit 3 for the component framework, Vite 6 as the build tool, and the @wokwi/elements library for component rendering. Elera provides a drag-and-drop circuit canvas, a metadata-driven component library covering 14 common Arduino parts, and a real-time validation engine that checks for nine categories of electrical errors. These include missing board detection, LED without resistor warnings, total current overload, duplicate pin assignment, servo motor on serial pins, missing power or ground connections, incorrect I2C pin wiring, unconnected components, and floating signal pins. The system also includes an intelligent auto-wiring engine that automatically assigns the correct Arduino pins based on each component's electrical requirements. Development followed an Agile Iterative methodology across seven functional sprints. Elera runs entirely in the browser with no installation required. The project targets undergraduate students enrolled in electronics and embedded systems courses who need proactive, educational feedback while learning circuit design.</w:t>
       </w:r>
     </w:p>
     <w:p>
@@ -5781,23 +5765,7 @@
           <w:rFonts w:ascii="Arial" w:hAnsi="Arial"/>
           <w:sz w:val="22"/>
         </w:rPr>
-        <w:t xml:space="preserve">In practice, many students in these labs spend a large portion of their time troubleshooting wiring problems rather than focusing on the programming logic or system design. A common scenario involves a student connecting an LED directly to 5V without a resistor, or wiring an ultrasonic sensor without a ground connection, and then spending the rest of the lab session trying to figure out why the circuit does not work. Lab instructors often </w:t>
-      </w:r>
-      <w:proofErr w:type="gramStart"/>
-      <w:r>
-        <w:rPr>
-          <w:rFonts w:ascii="Arial" w:hAnsi="Arial"/>
-          <w:sz w:val="22"/>
-        </w:rPr>
-        <w:t>have to</w:t>
-      </w:r>
-      <w:proofErr w:type="gramEnd"/>
-      <w:r>
-        <w:rPr>
-          <w:rFonts w:ascii="Arial" w:hAnsi="Arial"/>
-          <w:sz w:val="22"/>
-        </w:rPr>
-        <w:t xml:space="preserve"> move from one student to the next, diagnosing the same basic wiring mistakes repeatedly</w:t>
+        <w:t>In practice, many students in these labs spend a large portion of their time troubleshooting wiring problems rather than focusing on the programming logic or system design. A common scenario involves a student connecting an LED directly to 5V without a resistor, or wiring an ultrasonic sensor without a ground connection, and then spending the rest of the lab session trying to figure out why the circuit does not work. Lab instructors often have to move from one student to the next, diagnosing the same basic wiring mistakes repeatedly</w:t>
       </w:r>
       <w:r>
         <w:rPr>
@@ -6037,23 +6005,7 @@
           <w:rFonts w:ascii="Arial" w:hAnsi="Arial"/>
           <w:sz w:val="22"/>
         </w:rPr>
-        <w:t xml:space="preserve">There is a significant difference between a tool that simulates a circuit and one that </w:t>
-      </w:r>
-      <w:proofErr w:type="gramStart"/>
-      <w:r>
-        <w:rPr>
-          <w:rFonts w:ascii="Arial" w:hAnsi="Arial"/>
-          <w:sz w:val="22"/>
-        </w:rPr>
-        <w:t>actually teaches</w:t>
-      </w:r>
-      <w:proofErr w:type="gramEnd"/>
-      <w:r>
-        <w:rPr>
-          <w:rFonts w:ascii="Arial" w:hAnsi="Arial"/>
-          <w:sz w:val="22"/>
-        </w:rPr>
-        <w:t xml:space="preserve"> someone how to wire it correctly. That difference is the gap that Elera was designed to fill.</w:t>
+        <w:t>There is a significant difference between a tool that simulates a circuit and one that actually teaches someone how to wire it correctly. That difference is the gap that Elera was designed to fill.</w:t>
       </w:r>
     </w:p>
     <w:p>
@@ -6103,23 +6055,7 @@
           <w:rFonts w:ascii="Arial" w:hAnsi="Arial"/>
           <w:sz w:val="22"/>
         </w:rPr>
-        <w:t>1</w:t>
-      </w:r>
-      <w:proofErr w:type="gramStart"/>
-      <w:r>
-        <w:rPr>
-          <w:rFonts w:ascii="Arial" w:hAnsi="Arial"/>
-          <w:sz w:val="22"/>
-        </w:rPr>
-        <w:t>.  Beginners</w:t>
-      </w:r>
-      <w:proofErr w:type="gramEnd"/>
-      <w:r>
-        <w:rPr>
-          <w:rFonts w:ascii="Arial" w:hAnsi="Arial"/>
-          <w:sz w:val="22"/>
-        </w:rPr>
-        <w:t xml:space="preserve"> regularly make electrical wiring errors such as missing grounds, overcurrent, wrong pin types, and floating pins. Existing tools don't catch these during the design phase. The mistakes only surface during simulation or physical testing, which makes finding the root cause much harder.</w:t>
+        <w:t>1.  Beginners regularly make electrical wiring errors such as missing grounds, overcurrent, wrong pin types, and floating pins. Existing tools don't catch these during the design phase. The mistakes only surface during simulation or physical testing, which makes finding the root cause much harder.</w:t>
       </w:r>
     </w:p>
     <w:p>
@@ -6132,39 +6068,7 @@
           <w:rFonts w:ascii="Arial" w:hAnsi="Arial"/>
           <w:sz w:val="22"/>
         </w:rPr>
-        <w:t>2</w:t>
-      </w:r>
-      <w:proofErr w:type="gramStart"/>
-      <w:r>
-        <w:rPr>
-          <w:rFonts w:ascii="Arial" w:hAnsi="Arial"/>
-          <w:sz w:val="22"/>
-        </w:rPr>
-        <w:t>.  When</w:t>
-      </w:r>
-      <w:proofErr w:type="gramEnd"/>
-      <w:r>
-        <w:rPr>
-          <w:rFonts w:ascii="Arial" w:hAnsi="Arial"/>
-          <w:sz w:val="22"/>
-        </w:rPr>
-        <w:t xml:space="preserve"> errors do appear, current tools don't explain them. There is no feedback telling the student </w:t>
-      </w:r>
-      <w:proofErr w:type="gramStart"/>
-      <w:r>
-        <w:rPr>
-          <w:rFonts w:ascii="Arial" w:hAnsi="Arial"/>
-          <w:sz w:val="22"/>
-        </w:rPr>
-        <w:t>"you're</w:t>
-      </w:r>
-      <w:proofErr w:type="gramEnd"/>
-      <w:r>
-        <w:rPr>
-          <w:rFonts w:ascii="Arial" w:hAnsi="Arial"/>
-          <w:sz w:val="22"/>
-        </w:rPr>
-        <w:t xml:space="preserve"> missing a resistor because the LED will draw too much current without one." Students are left to figure it out on their own.</w:t>
+        <w:t>2.  When errors do appear, current tools don't explain them. There is no feedback telling the student "you're missing a resistor because the LED will draw too much current without one." Students are left to figure it out on their own.</w:t>
       </w:r>
     </w:p>
     <w:p>
@@ -6177,39 +6081,7 @@
           <w:rFonts w:ascii="Arial" w:hAnsi="Arial"/>
           <w:sz w:val="22"/>
         </w:rPr>
-        <w:t>3</w:t>
-      </w:r>
-      <w:proofErr w:type="gramStart"/>
-      <w:r>
-        <w:rPr>
-          <w:rFonts w:ascii="Arial" w:hAnsi="Arial"/>
-          <w:sz w:val="22"/>
-        </w:rPr>
-        <w:t>.  Every</w:t>
-      </w:r>
-      <w:proofErr w:type="gramEnd"/>
-      <w:r>
-        <w:rPr>
-          <w:rFonts w:ascii="Arial" w:hAnsi="Arial"/>
-          <w:sz w:val="22"/>
-        </w:rPr>
-        <w:t xml:space="preserve"> existing web-based Arduino circuit builder requires fully manual wiring. The user </w:t>
-      </w:r>
-      <w:proofErr w:type="gramStart"/>
-      <w:r>
-        <w:rPr>
-          <w:rFonts w:ascii="Arial" w:hAnsi="Arial"/>
-          <w:sz w:val="22"/>
-        </w:rPr>
-        <w:t>has to</w:t>
-      </w:r>
-      <w:proofErr w:type="gramEnd"/>
-      <w:r>
-        <w:rPr>
-          <w:rFonts w:ascii="Arial" w:hAnsi="Arial"/>
-          <w:sz w:val="22"/>
-        </w:rPr>
-        <w:t xml:space="preserve"> know, for example, that a servo needs a PWM pin, or that an I2C LCD goes on A4 and A5. For beginners who don't know these rules yet, it is a tedious and error-prone process.</w:t>
+        <w:t>3.  Every existing web-based Arduino circuit builder requires fully manual wiring. The user has to know, for example, that a servo needs a PWM pin, or that an I2C LCD goes on A4 and A5. For beginners who don't know these rules yet, it is a tedious and error-prone process.</w:t>
       </w:r>
     </w:p>
     <w:p>
@@ -6226,23 +6098,7 @@
           <w:rFonts w:ascii="Arial" w:hAnsi="Arial"/>
           <w:sz w:val="22"/>
         </w:rPr>
-        <w:t>4</w:t>
-      </w:r>
-      <w:proofErr w:type="gramStart"/>
-      <w:r>
-        <w:rPr>
-          <w:rFonts w:ascii="Arial" w:hAnsi="Arial"/>
-          <w:sz w:val="22"/>
-        </w:rPr>
-        <w:t>.  No</w:t>
-      </w:r>
-      <w:proofErr w:type="gramEnd"/>
-      <w:r>
-        <w:rPr>
-          <w:rFonts w:ascii="Arial" w:hAnsi="Arial"/>
-          <w:sz w:val="22"/>
-        </w:rPr>
-        <w:t xml:space="preserve"> single accessible web application brings together visual circuit building, real-time rule-based validation, and automated pin assignment in one place. Some of these features exist in isolation across different tools, but no one has combined them into a unified learning environment.</w:t>
+        <w:t>4.  No single accessible web application brings together visual circuit building, real-time rule-based validation, and automated pin assignment in one place. Some of these features exist in isolation across different tools, but no one has combined them into a unified learning environment.</w:t>
       </w:r>
     </w:p>
     <w:p>
@@ -6299,23 +6155,7 @@
           <w:rFonts w:ascii="Arial" w:hAnsi="Arial"/>
           <w:sz w:val="22"/>
         </w:rPr>
-        <w:t>1</w:t>
-      </w:r>
-      <w:proofErr w:type="gramStart"/>
-      <w:r>
-        <w:rPr>
-          <w:rFonts w:ascii="Arial" w:hAnsi="Arial"/>
-          <w:sz w:val="22"/>
-        </w:rPr>
-        <w:t>.  To</w:t>
-      </w:r>
-      <w:proofErr w:type="gramEnd"/>
-      <w:r>
-        <w:rPr>
-          <w:rFonts w:ascii="Arial" w:hAnsi="Arial"/>
-          <w:sz w:val="22"/>
-        </w:rPr>
-        <w:t xml:space="preserve"> design and develop a web-based Arduino circuit builder with drag-and-drop component placement and manual pin-to-pin wiring on an interactive canvas.</w:t>
+        <w:t>1.  To design and develop a web-based Arduino circuit builder with drag-and-drop component placement and manual pin-to-pin wiring on an interactive canvas.</w:t>
       </w:r>
     </w:p>
     <w:p>
@@ -6328,23 +6168,7 @@
           <w:rFonts w:ascii="Arial" w:hAnsi="Arial"/>
           <w:sz w:val="22"/>
         </w:rPr>
-        <w:t>2</w:t>
-      </w:r>
-      <w:proofErr w:type="gramStart"/>
-      <w:r>
-        <w:rPr>
-          <w:rFonts w:ascii="Arial" w:hAnsi="Arial"/>
-          <w:sz w:val="22"/>
-        </w:rPr>
-        <w:t>.  To</w:t>
-      </w:r>
-      <w:proofErr w:type="gramEnd"/>
-      <w:r>
-        <w:rPr>
-          <w:rFonts w:ascii="Arial" w:hAnsi="Arial"/>
-          <w:sz w:val="22"/>
-        </w:rPr>
-        <w:t xml:space="preserve"> implement a rule-based validation engine (the Elera Validation Engine, or EVE) that detects common electrical errors including missing power and ground connections, current overload, duplicate pin assignments, wrong I2C wiring, floating pins, and missing current-limiting resistors, and provides immediate, beginner-friendly feedback.</w:t>
+        <w:t>2.  To implement a rule-based validation engine (the Elera Validation Engine, or EVE) that detects common electrical errors including missing power and ground connections, current overload, duplicate pin assignments, wrong I2C wiring, floating pins, and missing current-limiting resistors, and provides immediate, beginner-friendly feedback.</w:t>
       </w:r>
     </w:p>
     <w:p>
@@ -6357,23 +6181,7 @@
           <w:rFonts w:ascii="Arial" w:hAnsi="Arial"/>
           <w:sz w:val="22"/>
         </w:rPr>
-        <w:t>3</w:t>
-      </w:r>
-      <w:proofErr w:type="gramStart"/>
-      <w:r>
-        <w:rPr>
-          <w:rFonts w:ascii="Arial" w:hAnsi="Arial"/>
-          <w:sz w:val="22"/>
-        </w:rPr>
-        <w:t>.  To</w:t>
-      </w:r>
-      <w:proofErr w:type="gramEnd"/>
-      <w:r>
-        <w:rPr>
-          <w:rFonts w:ascii="Arial" w:hAnsi="Arial"/>
-          <w:sz w:val="22"/>
-        </w:rPr>
-        <w:t xml:space="preserve"> develop an auto-wiring engine that assigns the correct Arduino pins to component pins based on their electrical requirements (digital, analogue, PWM, I2C) and generates the wire connections automatically.</w:t>
+        <w:t>3.  To develop an auto-wiring engine that assigns the correct Arduino pins to component pins based on their electrical requirements (digital, analogue, PWM, I2C) and generates the wire connections automatically.</w:t>
       </w:r>
     </w:p>
     <w:p>
@@ -6390,39 +6198,7 @@
           <w:rFonts w:ascii="Arial" w:hAnsi="Arial"/>
           <w:sz w:val="22"/>
         </w:rPr>
-        <w:t>4</w:t>
-      </w:r>
-      <w:proofErr w:type="gramStart"/>
-      <w:r>
-        <w:rPr>
-          <w:rFonts w:ascii="Arial" w:hAnsi="Arial"/>
-          <w:sz w:val="22"/>
-        </w:rPr>
-        <w:t>.  To</w:t>
-      </w:r>
-      <w:proofErr w:type="gramEnd"/>
-      <w:r>
-        <w:rPr>
-          <w:rFonts w:ascii="Arial" w:hAnsi="Arial"/>
-          <w:sz w:val="22"/>
-        </w:rPr>
-        <w:t xml:space="preserve"> create a metadata-driven component library where each component's pin roles, current </w:t>
-      </w:r>
-      <w:proofErr w:type="gramStart"/>
-      <w:r>
-        <w:rPr>
-          <w:rFonts w:ascii="Arial" w:hAnsi="Arial"/>
-          <w:sz w:val="22"/>
-        </w:rPr>
-        <w:t>draw</w:t>
-      </w:r>
-      <w:proofErr w:type="gramEnd"/>
-      <w:r>
-        <w:rPr>
-          <w:rFonts w:ascii="Arial" w:hAnsi="Arial"/>
-          <w:sz w:val="22"/>
-        </w:rPr>
-        <w:t>, and auto-wiring rules are stored as structured data, so the system can be extended with new components without modifying the core logic.</w:t>
+        <w:t>4.  To create a metadata-driven component library where each component's pin roles, current draw, and auto-wiring rules are stored as structured data, so the system can be extended with new components without modifying the core logic.</w:t>
       </w:r>
     </w:p>
     <w:p>
@@ -6711,23 +6487,7 @@
           <w:rFonts w:ascii="Arial" w:hAnsi="Arial"/>
           <w:sz w:val="22"/>
         </w:rPr>
-        <w:t xml:space="preserve">The primary audience is undergraduate students taking electronics, embedded systems, or mechatronics courses, particularly those in the Mechatronic Workshop Lab and System Integration Lab at KICT, IIUM. These students typically have basic programming skills but limited experience with physical circuit wiring. The secondary audience is hobbyists and self-learners who </w:t>
-      </w:r>
-      <w:proofErr w:type="gramStart"/>
-      <w:r>
-        <w:rPr>
-          <w:rFonts w:ascii="Arial" w:hAnsi="Arial"/>
-          <w:sz w:val="22"/>
-        </w:rPr>
-        <w:t>are starting</w:t>
-      </w:r>
-      <w:proofErr w:type="gramEnd"/>
-      <w:r>
-        <w:rPr>
-          <w:rFonts w:ascii="Arial" w:hAnsi="Arial"/>
-          <w:sz w:val="22"/>
-        </w:rPr>
-        <w:t xml:space="preserve"> out with Arduino.</w:t>
+        <w:t>The primary audience is undergraduate students taking electronics, embedded systems, or mechatronics courses, particularly those in the Mechatronic Workshop Lab and System Integration Lab at KICT, IIUM. These students typically have basic programming skills but limited experience with physical circuit wiring. The secondary audience is hobbyists and self-learners who are starting out with Arduino.</w:t>
       </w:r>
     </w:p>
     <w:p>
@@ -6777,23 +6537,65 @@
       <w:pPr>
         <w:jc w:val="both"/>
       </w:pPr>
-      <w:proofErr w:type="gramStart"/>
       <w:r>
         <w:rPr>
           <w:rFonts w:ascii="Arial" w:hAnsi="Arial"/>
           <w:b/>
           <w:sz w:val="22"/>
         </w:rPr>
-        <w:t>Development environment</w:t>
-      </w:r>
-      <w:proofErr w:type="gramEnd"/>
+        <w:t>Development environment:</w:t>
+      </w:r>
+    </w:p>
+    <w:p>
+      <w:pPr>
+        <w:ind w:left="720" w:hanging="357"/>
+        <w:jc w:val="both"/>
+      </w:pPr>
+      <w:r>
+        <w:rPr>
+          <w:rFonts w:ascii="Arial" w:hAnsi="Arial"/>
+          <w:sz w:val="22"/>
+        </w:rPr>
+        <w:t>•  Windows 10/11, Node.js 18+, Vite 6.0</w:t>
+      </w:r>
+    </w:p>
+    <w:p>
+      <w:pPr>
+        <w:ind w:left="720" w:hanging="357"/>
+        <w:jc w:val="both"/>
+      </w:pPr>
+      <w:r>
+        <w:rPr>
+          <w:rFonts w:ascii="Arial" w:hAnsi="Arial"/>
+          <w:sz w:val="22"/>
+        </w:rPr>
+        <w:t>•  Lit 3.2 (Web Components), @wokwi/elements 1.9.2</w:t>
+      </w:r>
+    </w:p>
+    <w:p>
+      <w:pPr>
+        <w:ind w:left="720" w:hanging="357"/>
+        <w:jc w:val="both"/>
+      </w:pPr>
+      <w:r>
+        <w:rPr>
+          <w:rFonts w:ascii="Arial" w:hAnsi="Arial"/>
+          <w:sz w:val="22"/>
+        </w:rPr>
+        <w:t>•  JavaScript (ES Modules)</w:t>
+      </w:r>
+    </w:p>
+    <w:p>
+      <w:pPr>
+        <w:jc w:val="both"/>
+      </w:pPr>
       <w:r>
         <w:rPr>
           <w:rFonts w:ascii="Arial" w:hAnsi="Arial"/>
           <w:b/>
           <w:sz w:val="22"/>
         </w:rPr>
-        <w:t>:</w:t>
+        <w:t>User environment:</w:t>
       </w:r>
     </w:p>
     <w:p>
@@ -6806,7 +6608,7 @@
           <w:rFonts w:ascii="Arial" w:hAnsi="Arial"/>
           <w:sz w:val="22"/>
         </w:rPr>
-        <w:t>•  Windows 10/11, Node.js 18+, Vite 6.0</w:t>
+        <w:t>•  Any modern browser (Chrome, Firefox, Edge)</w:t>
       </w:r>
     </w:p>
     <w:p>
@@ -6819,49 +6621,196 @@
           <w:rFonts w:ascii="Arial" w:hAnsi="Arial"/>
           <w:sz w:val="22"/>
         </w:rPr>
-        <w:t>•  Lit 3.2 (Web Components</w:t>
-      </w:r>
-      <w:proofErr w:type="gramStart"/>
-      <w:r>
-        <w:rPr>
-          <w:rFonts w:ascii="Arial" w:hAnsi="Arial"/>
-          <w:sz w:val="22"/>
-        </w:rPr>
-        <w:t>), @</w:t>
-      </w:r>
-      <w:proofErr w:type="gramEnd"/>
-      <w:r>
-        <w:rPr>
-          <w:rFonts w:ascii="Arial" w:hAnsi="Arial"/>
-          <w:sz w:val="22"/>
-        </w:rPr>
-        <w:t>wokwi/elements 1.9.2</w:t>
+        <w:t>•  No installation or plugins needed</w:t>
       </w:r>
     </w:p>
     <w:p>
       <w:pPr>
         <w:ind w:left="720" w:hanging="357"/>
         <w:jc w:val="both"/>
-      </w:pPr>
-      <w:r>
-        <w:rPr>
-          <w:rFonts w:ascii="Arial" w:hAnsi="Arial"/>
-          <w:sz w:val="22"/>
-        </w:rPr>
-        <w:t>•  JavaScript (ES Modules)</w:t>
-      </w:r>
-    </w:p>
-    <w:p>
-      <w:pPr>
-        <w:jc w:val="both"/>
-      </w:pPr>
+        <w:rPr>
+          <w:rFonts w:ascii="Arial" w:hAnsi="Arial"/>
+          <w:sz w:val="22"/>
+        </w:rPr>
+      </w:pPr>
+      <w:r>
+        <w:rPr>
+          <w:rFonts w:ascii="Arial" w:hAnsi="Arial"/>
+          <w:sz w:val="22"/>
+        </w:rPr>
+        <w:t>•  Minimum resolution: 1280 x 720</w:t>
+      </w:r>
+    </w:p>
+    <w:p>
+      <w:pPr>
+        <w:ind w:left="720" w:hanging="357"/>
+        <w:jc w:val="both"/>
+      </w:pPr>
+    </w:p>
+    <w:p>
+      <w:pPr>
+        <w:pStyle w:val="Heading2"/>
+        <w:rPr>
+          <w:rFonts w:ascii="Arial" w:hAnsi="Arial"/>
+          <w:sz w:val="24"/>
+        </w:rPr>
+      </w:pPr>
+      <w:r>
+        <w:rPr>
+          <w:rFonts w:ascii="Arial" w:hAnsi="Arial"/>
+          <w:sz w:val="24"/>
+        </w:rPr>
+        <w:t>1.5 CONSTRAINTS</w:t>
+      </w:r>
+    </w:p>
+    <w:p/>
+    <w:p>
+      <w:pPr>
+        <w:ind w:left="720" w:hanging="357"/>
+        <w:jc w:val="both"/>
+      </w:pPr>
+      <w:r>
+        <w:rPr>
+          <w:rFonts w:ascii="Arial" w:hAnsi="Arial"/>
+          <w:sz w:val="22"/>
+        </w:rPr>
+        <w:t>1.  Only the Arduino Uno board is supported. Other boards like ESP32 or Arduino Mega are not included in this version.</w:t>
+      </w:r>
+    </w:p>
+    <w:p>
+      <w:pPr>
+        <w:ind w:left="720" w:hanging="357"/>
+        <w:jc w:val="both"/>
+      </w:pPr>
+      <w:r>
+        <w:rPr>
+          <w:rFonts w:ascii="Arial" w:hAnsi="Arial"/>
+          <w:sz w:val="22"/>
+        </w:rPr>
+        <w:t>2.  Component visuals depend on the @wokwi/elements library. If a component is not available in this library, it cannot be displayed in Elera without building custom rendering.</w:t>
+      </w:r>
+    </w:p>
+    <w:p>
+      <w:pPr>
+        <w:ind w:left="720" w:hanging="357"/>
+        <w:jc w:val="both"/>
+      </w:pPr>
+      <w:r>
+        <w:rPr>
+          <w:rFonts w:ascii="Arial" w:hAnsi="Arial"/>
+          <w:sz w:val="22"/>
+        </w:rPr>
+        <w:t xml:space="preserve">3.  The validation engine runs on predefined rules, not physics-based simulation. It catches structural wiring errors but cannot simulate voltage levels, signal timing, or code-dependent </w:t>
+      </w:r>
+      <w:proofErr w:type="spellStart"/>
+      <w:r>
+        <w:rPr>
+          <w:rFonts w:ascii="Arial" w:hAnsi="Arial"/>
+          <w:sz w:val="22"/>
+        </w:rPr>
+        <w:t>behaviour</w:t>
+      </w:r>
+      <w:proofErr w:type="spellEnd"/>
+      <w:r>
+        <w:rPr>
+          <w:rFonts w:ascii="Arial" w:hAnsi="Arial"/>
+          <w:sz w:val="22"/>
+        </w:rPr>
+        <w:t>.</w:t>
+      </w:r>
+    </w:p>
+    <w:p>
+      <w:pPr>
+        <w:ind w:left="720" w:hanging="357"/>
+        <w:jc w:val="both"/>
+      </w:pPr>
+      <w:r>
+        <w:rPr>
+          <w:rFonts w:ascii="Arial" w:hAnsi="Arial"/>
+          <w:sz w:val="22"/>
+        </w:rPr>
+        <w:t>4.  The application runs entirely in the browser. There is no backend, no database, and no login system, so projects only exist in the browser's local storage and cannot be shared across devices.</w:t>
+      </w:r>
+    </w:p>
+    <w:p>
+      <w:pPr>
+        <w:ind w:left="720" w:hanging="357"/>
+        <w:jc w:val="both"/>
+        <w:rPr>
+          <w:rFonts w:ascii="Arial" w:hAnsi="Arial"/>
+          <w:sz w:val="22"/>
+        </w:rPr>
+      </w:pPr>
+      <w:r>
+        <w:rPr>
+          <w:rFonts w:ascii="Arial" w:hAnsi="Arial"/>
+          <w:sz w:val="22"/>
+        </w:rPr>
+        <w:lastRenderedPageBreak/>
+        <w:t>5.  AI integration with Google Gemini is planned for future phases but is not part of this deliverable.</w:t>
+      </w:r>
+    </w:p>
+    <w:p>
+      <w:pPr>
+        <w:ind w:left="720" w:hanging="357"/>
+        <w:jc w:val="both"/>
+      </w:pPr>
+    </w:p>
+    <w:p>
+      <w:pPr>
+        <w:pStyle w:val="Heading2"/>
+        <w:rPr>
+          <w:rFonts w:ascii="Arial" w:hAnsi="Arial"/>
+          <w:sz w:val="24"/>
+        </w:rPr>
+      </w:pPr>
+      <w:r>
+        <w:rPr>
+          <w:rFonts w:ascii="Arial" w:hAnsi="Arial"/>
+          <w:sz w:val="24"/>
+        </w:rPr>
+        <w:t>1.6 PROJECT STAGES</w:t>
+      </w:r>
+    </w:p>
+    <w:p/>
+    <w:p>
+      <w:pPr>
+        <w:jc w:val="both"/>
+      </w:pPr>
+      <w:r>
+        <w:rPr>
+          <w:rFonts w:ascii="Arial" w:hAnsi="Arial"/>
+          <w:sz w:val="22"/>
+        </w:rPr>
+        <w:t>Development followed an iterative approach with these milestones (a Gantt chart is provided in the Appendices):</w:t>
+      </w:r>
+    </w:p>
+    <w:p>
+      <w:pPr>
+        <w:ind w:left="720" w:hanging="357"/>
+        <w:jc w:val="both"/>
+      </w:pPr>
+      <w:r>
+        <w:rPr>
+          <w:rFonts w:ascii="Arial" w:hAnsi="Arial"/>
+          <w:sz w:val="22"/>
+        </w:rPr>
+        <w:t xml:space="preserve">1.  </w:t>
+      </w:r>
       <w:r>
         <w:rPr>
           <w:rFonts w:ascii="Arial" w:hAnsi="Arial"/>
           <w:b/>
           <w:sz w:val="22"/>
         </w:rPr>
-        <w:t>User environment:</w:t>
+        <w:t>Literature review and requirements gathering.</w:t>
+      </w:r>
+      <w:r>
+        <w:rPr>
+          <w:rFonts w:ascii="Arial" w:hAnsi="Arial"/>
+          <w:sz w:val="22"/>
+        </w:rPr>
+        <w:t xml:space="preserve"> Reviewing existing tools, identifying gaps, and defining functional requirements.</w:t>
       </w:r>
     </w:p>
     <w:p>
@@ -6874,7 +6823,22 @@
           <w:rFonts w:ascii="Arial" w:hAnsi="Arial"/>
           <w:sz w:val="22"/>
         </w:rPr>
-        <w:t>•  Any modern browser (Chrome, Firefox, Edge)</w:t>
+        <w:t xml:space="preserve">2.  </w:t>
+      </w:r>
+      <w:r>
+        <w:rPr>
+          <w:rFonts w:ascii="Arial" w:hAnsi="Arial"/>
+          <w:b/>
+          <w:sz w:val="22"/>
+        </w:rPr>
+        <w:t>System architecture design.</w:t>
+      </w:r>
+      <w:r>
+        <w:rPr>
+          <w:rFonts w:ascii="Arial" w:hAnsi="Arial"/>
+          <w:sz w:val="22"/>
+        </w:rPr>
+        <w:t xml:space="preserve"> Planning the modular structure, state management approach, and data flow between components.</w:t>
       </w:r>
     </w:p>
     <w:p>
@@ -6887,24 +6851,50 @@
           <w:rFonts w:ascii="Arial" w:hAnsi="Arial"/>
           <w:sz w:val="22"/>
         </w:rPr>
-        <w:t>•  No installation or plugins needed</w:t>
+        <w:t xml:space="preserve">3.  </w:t>
+      </w:r>
+      <w:r>
+        <w:rPr>
+          <w:rFonts w:ascii="Arial" w:hAnsi="Arial"/>
+          <w:b/>
+          <w:sz w:val="22"/>
+        </w:rPr>
+        <w:t>Core canvas development.</w:t>
+      </w:r>
+      <w:r>
+        <w:rPr>
+          <w:rFonts w:ascii="Arial" w:hAnsi="Arial"/>
+          <w:sz w:val="22"/>
+        </w:rPr>
+        <w:t xml:space="preserve"> Building the interactive SVG canvas with placement, grid snapping, pan/zoom, and anti-overlap detection.</w:t>
       </w:r>
     </w:p>
     <w:p>
       <w:pPr>
         <w:ind w:left="720" w:hanging="357"/>
         <w:jc w:val="both"/>
-        <w:rPr>
-          <w:rFonts w:ascii="Arial" w:hAnsi="Arial"/>
-          <w:sz w:val="22"/>
-        </w:rPr>
-      </w:pPr>
-      <w:r>
-        <w:rPr>
-          <w:rFonts w:ascii="Arial" w:hAnsi="Arial"/>
-          <w:sz w:val="22"/>
-        </w:rPr>
-        <w:t>•  Minimum resolution: 1280 x 720</w:t>
+      </w:pPr>
+      <w:r>
+        <w:rPr>
+          <w:rFonts w:ascii="Arial" w:hAnsi="Arial"/>
+          <w:sz w:val="22"/>
+        </w:rPr>
+        <w:t xml:space="preserve">4.  </w:t>
+      </w:r>
+      <w:r>
+        <w:rPr>
+          <w:rFonts w:ascii="Arial" w:hAnsi="Arial"/>
+          <w:b/>
+          <w:sz w:val="22"/>
+        </w:rPr>
+        <w:t>Component library and sidebar.</w:t>
+      </w:r>
+      <w:r>
+        <w:rPr>
+          <w:rFonts w:ascii="Arial" w:hAnsi="Arial"/>
+          <w:sz w:val="22"/>
+        </w:rPr>
+        <w:t xml:space="preserve"> Creating the metadata-driven catalog and the searchable sidebar UI.</w:t>
       </w:r>
     </w:p>
     <w:p>
@@ -6912,24 +6902,172 @@
         <w:ind w:left="720" w:hanging="357"/>
         <w:jc w:val="both"/>
       </w:pPr>
+      <w:r>
+        <w:rPr>
+          <w:rFonts w:ascii="Arial" w:hAnsi="Arial"/>
+          <w:sz w:val="22"/>
+        </w:rPr>
+        <w:t xml:space="preserve">5.  </w:t>
+      </w:r>
+      <w:r>
+        <w:rPr>
+          <w:rFonts w:ascii="Arial" w:hAnsi="Arial"/>
+          <w:b/>
+          <w:sz w:val="22"/>
+        </w:rPr>
+        <w:t>Manual wiring system.</w:t>
+      </w:r>
+      <w:r>
+        <w:rPr>
+          <w:rFonts w:ascii="Arial" w:hAnsi="Arial"/>
+          <w:sz w:val="22"/>
+        </w:rPr>
+        <w:t xml:space="preserve"> Implementing pin-to-pin wiring with orthogonal routing, waypoints, and </w:t>
+      </w:r>
+      <w:proofErr w:type="spellStart"/>
+      <w:r>
+        <w:rPr>
+          <w:rFonts w:ascii="Arial" w:hAnsi="Arial"/>
+          <w:sz w:val="22"/>
+        </w:rPr>
+        <w:t>colour</w:t>
+      </w:r>
+      <w:proofErr w:type="spellEnd"/>
+      <w:r>
+        <w:rPr>
+          <w:rFonts w:ascii="Arial" w:hAnsi="Arial"/>
+          <w:sz w:val="22"/>
+        </w:rPr>
+        <w:t>-coded wires.</w:t>
+      </w:r>
+    </w:p>
+    <w:p>
+      <w:pPr>
+        <w:ind w:left="720" w:hanging="357"/>
+        <w:jc w:val="both"/>
+      </w:pPr>
+      <w:r>
+        <w:rPr>
+          <w:rFonts w:ascii="Arial" w:hAnsi="Arial"/>
+          <w:sz w:val="22"/>
+        </w:rPr>
+        <w:t xml:space="preserve">6.  </w:t>
+      </w:r>
+      <w:r>
+        <w:rPr>
+          <w:rFonts w:ascii="Arial" w:hAnsi="Arial"/>
+          <w:b/>
+          <w:sz w:val="22"/>
+        </w:rPr>
+        <w:t>Validation engine.</w:t>
+      </w:r>
+      <w:r>
+        <w:rPr>
+          <w:rFonts w:ascii="Arial" w:hAnsi="Arial"/>
+          <w:sz w:val="22"/>
+        </w:rPr>
+        <w:t xml:space="preserve"> Developing and integrating the nine-rule engine with the validation bar.</w:t>
+      </w:r>
+    </w:p>
+    <w:p>
+      <w:pPr>
+        <w:ind w:left="720" w:hanging="357"/>
+        <w:jc w:val="both"/>
+      </w:pPr>
+      <w:r>
+        <w:rPr>
+          <w:rFonts w:ascii="Arial" w:hAnsi="Arial"/>
+          <w:sz w:val="22"/>
+        </w:rPr>
+        <w:t xml:space="preserve">7.  </w:t>
+      </w:r>
+      <w:r>
+        <w:rPr>
+          <w:rFonts w:ascii="Arial" w:hAnsi="Arial"/>
+          <w:b/>
+          <w:sz w:val="22"/>
+        </w:rPr>
+        <w:t>Auto-wire engine.</w:t>
+      </w:r>
+      <w:r>
+        <w:rPr>
+          <w:rFonts w:ascii="Arial" w:hAnsi="Arial"/>
+          <w:sz w:val="22"/>
+        </w:rPr>
+        <w:t xml:space="preserve"> Building the intelligent pin assignment algorithm.</w:t>
+      </w:r>
+    </w:p>
+    <w:p>
+      <w:pPr>
+        <w:ind w:left="720" w:hanging="357"/>
+        <w:jc w:val="both"/>
+      </w:pPr>
+      <w:r>
+        <w:rPr>
+          <w:rFonts w:ascii="Arial" w:hAnsi="Arial"/>
+          <w:sz w:val="22"/>
+        </w:rPr>
+        <w:t xml:space="preserve">8.  </w:t>
+      </w:r>
+      <w:r>
+        <w:rPr>
+          <w:rFonts w:ascii="Arial" w:hAnsi="Arial"/>
+          <w:b/>
+          <w:sz w:val="22"/>
+        </w:rPr>
+        <w:t>Prototype completion and testing.</w:t>
+      </w:r>
+      <w:r>
+        <w:rPr>
+          <w:rFonts w:ascii="Arial" w:hAnsi="Arial"/>
+          <w:sz w:val="22"/>
+        </w:rPr>
+        <w:t xml:space="preserve"> Final integration, UI polish, and functional verification.</w:t>
+      </w:r>
+    </w:p>
+    <w:p>
+      <w:pPr>
+        <w:ind w:left="720" w:hanging="357"/>
+        <w:jc w:val="both"/>
+        <w:rPr>
+          <w:rFonts w:ascii="Arial" w:hAnsi="Arial"/>
+          <w:b/>
+          <w:sz w:val="22"/>
+        </w:rPr>
+      </w:pPr>
+      <w:r>
+        <w:rPr>
+          <w:rFonts w:ascii="Arial" w:hAnsi="Arial"/>
+          <w:sz w:val="22"/>
+        </w:rPr>
+        <w:t xml:space="preserve">9.  </w:t>
+      </w:r>
+      <w:r>
+        <w:rPr>
+          <w:rFonts w:ascii="Arial" w:hAnsi="Arial"/>
+          <w:b/>
+          <w:sz w:val="22"/>
+        </w:rPr>
+        <w:t>Report writing.</w:t>
+      </w:r>
+    </w:p>
+    <w:p>
+      <w:pPr>
+        <w:jc w:val="both"/>
+      </w:pPr>
     </w:p>
     <w:p>
       <w:pPr>
         <w:pStyle w:val="Heading2"/>
+      </w:pPr>
+      <w:r>
         <w:rPr>
           <w:rFonts w:ascii="Arial" w:hAnsi="Arial"/>
           <w:sz w:val="24"/>
         </w:rPr>
-      </w:pPr>
-      <w:r>
-        <w:rPr>
-          <w:rFonts w:ascii="Arial" w:hAnsi="Arial"/>
-          <w:sz w:val="24"/>
-        </w:rPr>
-        <w:t>1.5 CONSTRAINTS</w:t>
-      </w:r>
-    </w:p>
-    <w:p/>
+        <w:t>1.7 SIGNIFICANCE OF THE PROJECT</w:t>
+      </w:r>
+    </w:p>
     <w:p>
       <w:pPr>
         <w:ind w:left="720" w:hanging="357"/>
@@ -6940,23 +7078,7 @@
           <w:rFonts w:ascii="Arial" w:hAnsi="Arial"/>
           <w:sz w:val="22"/>
         </w:rPr>
-        <w:t>1</w:t>
-      </w:r>
-      <w:proofErr w:type="gramStart"/>
-      <w:r>
-        <w:rPr>
-          <w:rFonts w:ascii="Arial" w:hAnsi="Arial"/>
-          <w:sz w:val="22"/>
-        </w:rPr>
-        <w:t>.  Only</w:t>
-      </w:r>
-      <w:proofErr w:type="gramEnd"/>
-      <w:r>
-        <w:rPr>
-          <w:rFonts w:ascii="Arial" w:hAnsi="Arial"/>
-          <w:sz w:val="22"/>
-        </w:rPr>
-        <w:t xml:space="preserve"> the Arduino Uno board is supported. Other boards like ESP32 or Arduino Mega are not included in this version.</w:t>
+        <w:t>1.  It reduces the trial-and-error cycle. Instead of building a circuit, watching it fail, and trying to figure out what went wrong, students receive feedback during the design phase itself.</w:t>
       </w:r>
     </w:p>
     <w:p>
@@ -6969,39 +7091,7 @@
           <w:rFonts w:ascii="Arial" w:hAnsi="Arial"/>
           <w:sz w:val="22"/>
         </w:rPr>
-        <w:t>2</w:t>
-      </w:r>
-      <w:proofErr w:type="gramStart"/>
-      <w:r>
-        <w:rPr>
-          <w:rFonts w:ascii="Arial" w:hAnsi="Arial"/>
-          <w:sz w:val="22"/>
-        </w:rPr>
-        <w:t>.  Component</w:t>
-      </w:r>
-      <w:proofErr w:type="gramEnd"/>
-      <w:r>
-        <w:rPr>
-          <w:rFonts w:ascii="Arial" w:hAnsi="Arial"/>
-          <w:sz w:val="22"/>
-        </w:rPr>
-        <w:t xml:space="preserve"> visuals depend on </w:t>
-      </w:r>
-      <w:proofErr w:type="gramStart"/>
-      <w:r>
-        <w:rPr>
-          <w:rFonts w:ascii="Arial" w:hAnsi="Arial"/>
-          <w:sz w:val="22"/>
-        </w:rPr>
-        <w:t>the @wokwi</w:t>
-      </w:r>
-      <w:proofErr w:type="gramEnd"/>
-      <w:r>
-        <w:rPr>
-          <w:rFonts w:ascii="Arial" w:hAnsi="Arial"/>
-          <w:sz w:val="22"/>
-        </w:rPr>
-        <w:t>/elements library. If a component is not available in this library, it cannot be displayed in Elera without building custom rendering.</w:t>
+        <w:t>2.  The validation engine explains the electrical rule behind each problem, which means students learn from the feedback rather than just being told something is wrong.</w:t>
       </w:r>
     </w:p>
     <w:p>
@@ -7014,23 +7104,46 @@
           <w:rFonts w:ascii="Arial" w:hAnsi="Arial"/>
           <w:sz w:val="22"/>
         </w:rPr>
-        <w:t>3</w:t>
-      </w:r>
-      <w:proofErr w:type="gramStart"/>
-      <w:r>
-        <w:rPr>
-          <w:rFonts w:ascii="Arial" w:hAnsi="Arial"/>
-          <w:sz w:val="22"/>
-        </w:rPr>
-        <w:t>.  The</w:t>
-      </w:r>
-      <w:proofErr w:type="gramEnd"/>
-      <w:r>
-        <w:rPr>
-          <w:rFonts w:ascii="Arial" w:hAnsi="Arial"/>
-          <w:sz w:val="22"/>
-        </w:rPr>
-        <w:t xml:space="preserve"> validation engine runs on predefined rules, not physics-based simulation. It catches structural wiring errors but cannot simulate voltage levels, signal timing, or code-dependent </w:t>
+        <w:t>3.  Lab instructors spend a significant amount of time catching basic wiring mistakes. Elera automates that detection, allowing instructors to focus on higher-level teaching.</w:t>
+      </w:r>
+    </w:p>
+    <w:p>
+      <w:pPr>
+        <w:ind w:left="720" w:hanging="357"/>
+        <w:jc w:val="both"/>
+      </w:pPr>
+      <w:r>
+        <w:rPr>
+          <w:rFonts w:ascii="Arial" w:hAnsi="Arial"/>
+          <w:sz w:val="22"/>
+        </w:rPr>
+        <w:t>4.  There is nothing to install. It runs in a browser, so any student with a laptop and internet access can use it.</w:t>
+      </w:r>
+    </w:p>
+    <w:p>
+      <w:pPr>
+        <w:ind w:left="720" w:hanging="357"/>
+        <w:jc w:val="both"/>
+      </w:pPr>
+      <w:r>
+        <w:rPr>
+          <w:rFonts w:ascii="Arial" w:hAnsi="Arial"/>
+          <w:sz w:val="22"/>
+        </w:rPr>
+        <w:t>5.  Adding new components is straightforward. A developer only needs to write a metadata entry in the library file, and the validation and auto-wiring code will pick it up automatically.</w:t>
+      </w:r>
+    </w:p>
+    <w:p>
+      <w:pPr>
+        <w:ind w:left="720" w:hanging="357"/>
+        <w:jc w:val="both"/>
+      </w:pPr>
+      <w:r>
+        <w:rPr>
+          <w:rFonts w:ascii="Arial" w:hAnsi="Arial"/>
+          <w:sz w:val="22"/>
+        </w:rPr>
+        <w:t>6.  The project aligns with the Islamic principle of beneficial knowledge (</w:t>
       </w:r>
       <w:proofErr w:type="spellStart"/>
       <w:r>
@@ -7038,7 +7151,7 @@
           <w:rFonts w:ascii="Arial" w:hAnsi="Arial"/>
           <w:sz w:val="22"/>
         </w:rPr>
-        <w:t>behaviour</w:t>
+        <w:t>ilm</w:t>
       </w:r>
       <w:proofErr w:type="spellEnd"/>
       <w:r>
@@ -7046,7 +7159,23 @@
           <w:rFonts w:ascii="Arial" w:hAnsi="Arial"/>
           <w:sz w:val="22"/>
         </w:rPr>
-        <w:t>.</w:t>
+        <w:t xml:space="preserve"> </w:t>
+      </w:r>
+      <w:proofErr w:type="spellStart"/>
+      <w:r>
+        <w:rPr>
+          <w:rFonts w:ascii="Arial" w:hAnsi="Arial"/>
+          <w:sz w:val="22"/>
+        </w:rPr>
+        <w:t>nafi</w:t>
+      </w:r>
+      <w:proofErr w:type="spellEnd"/>
+      <w:r>
+        <w:rPr>
+          <w:rFonts w:ascii="Arial" w:hAnsi="Arial"/>
+          <w:sz w:val="22"/>
+        </w:rPr>
+        <w:t>') by making electronics education more accessible to students who may not have easy access to physical hardware.</w:t>
       </w:r>
     </w:p>
     <w:p>
@@ -7059,779 +7188,7 @@
           <w:rFonts w:ascii="Arial" w:hAnsi="Arial"/>
           <w:sz w:val="22"/>
         </w:rPr>
-        <w:t>4</w:t>
-      </w:r>
-      <w:proofErr w:type="gramStart"/>
-      <w:r>
-        <w:rPr>
-          <w:rFonts w:ascii="Arial" w:hAnsi="Arial"/>
-          <w:sz w:val="22"/>
-        </w:rPr>
-        <w:t>.  The</w:t>
-      </w:r>
-      <w:proofErr w:type="gramEnd"/>
-      <w:r>
-        <w:rPr>
-          <w:rFonts w:ascii="Arial" w:hAnsi="Arial"/>
-          <w:sz w:val="22"/>
-        </w:rPr>
-        <w:t xml:space="preserve"> application runs entirely in the browser. There is no backend, no database, and no login system, so projects only exist in the browser's local storage and cannot be shared across devices.</w:t>
-      </w:r>
-    </w:p>
-    <w:p>
-      <w:pPr>
-        <w:ind w:left="720" w:hanging="357"/>
-        <w:jc w:val="both"/>
-        <w:rPr>
-          <w:rFonts w:ascii="Arial" w:hAnsi="Arial"/>
-          <w:sz w:val="22"/>
-        </w:rPr>
-      </w:pPr>
-      <w:r>
-        <w:rPr>
-          <w:rFonts w:ascii="Arial" w:hAnsi="Arial"/>
-          <w:sz w:val="22"/>
-        </w:rPr>
-        <w:lastRenderedPageBreak/>
-        <w:t>5</w:t>
-      </w:r>
-      <w:proofErr w:type="gramStart"/>
-      <w:r>
-        <w:rPr>
-          <w:rFonts w:ascii="Arial" w:hAnsi="Arial"/>
-          <w:sz w:val="22"/>
-        </w:rPr>
-        <w:t>.  AI</w:t>
-      </w:r>
-      <w:proofErr w:type="gramEnd"/>
-      <w:r>
-        <w:rPr>
-          <w:rFonts w:ascii="Arial" w:hAnsi="Arial"/>
-          <w:sz w:val="22"/>
-        </w:rPr>
-        <w:t xml:space="preserve"> integration with Google Gemini is planned for future phases but is not part of this deliverable.</w:t>
-      </w:r>
-    </w:p>
-    <w:p>
-      <w:pPr>
-        <w:ind w:left="720" w:hanging="357"/>
-        <w:jc w:val="both"/>
-      </w:pPr>
-    </w:p>
-    <w:p>
-      <w:pPr>
-        <w:pStyle w:val="Heading2"/>
-        <w:rPr>
-          <w:rFonts w:ascii="Arial" w:hAnsi="Arial"/>
-          <w:sz w:val="24"/>
-        </w:rPr>
-      </w:pPr>
-      <w:r>
-        <w:rPr>
-          <w:rFonts w:ascii="Arial" w:hAnsi="Arial"/>
-          <w:sz w:val="24"/>
-        </w:rPr>
-        <w:t>1.6 PROJECT STAGES</w:t>
-      </w:r>
-    </w:p>
-    <w:p/>
-    <w:p>
-      <w:pPr>
-        <w:jc w:val="both"/>
-      </w:pPr>
-      <w:r>
-        <w:rPr>
-          <w:rFonts w:ascii="Arial" w:hAnsi="Arial"/>
-          <w:sz w:val="22"/>
-        </w:rPr>
-        <w:t>Development followed an iterative approach with these milestones (a Gantt chart is provided in the Appendices):</w:t>
-      </w:r>
-    </w:p>
-    <w:p>
-      <w:pPr>
-        <w:ind w:left="720" w:hanging="357"/>
-        <w:jc w:val="both"/>
-      </w:pPr>
-      <w:r>
-        <w:rPr>
-          <w:rFonts w:ascii="Arial" w:hAnsi="Arial"/>
-          <w:sz w:val="22"/>
-        </w:rPr>
-        <w:t>1</w:t>
-      </w:r>
-      <w:proofErr w:type="gramStart"/>
-      <w:r>
-        <w:rPr>
-          <w:rFonts w:ascii="Arial" w:hAnsi="Arial"/>
-          <w:sz w:val="22"/>
-        </w:rPr>
-        <w:t xml:space="preserve">.  </w:t>
-      </w:r>
-      <w:r>
-        <w:rPr>
-          <w:rFonts w:ascii="Arial" w:hAnsi="Arial"/>
-          <w:b/>
-          <w:sz w:val="22"/>
-        </w:rPr>
-        <w:t>Literature</w:t>
-      </w:r>
-      <w:proofErr w:type="gramEnd"/>
-      <w:r>
-        <w:rPr>
-          <w:rFonts w:ascii="Arial" w:hAnsi="Arial"/>
-          <w:b/>
-          <w:sz w:val="22"/>
-        </w:rPr>
-        <w:t xml:space="preserve"> review and requirements gathering.</w:t>
-      </w:r>
-      <w:r>
-        <w:rPr>
-          <w:rFonts w:ascii="Arial" w:hAnsi="Arial"/>
-          <w:sz w:val="22"/>
-        </w:rPr>
-        <w:t xml:space="preserve"> Reviewing existing tools, identifying gaps, and defining functional requirements.</w:t>
-      </w:r>
-    </w:p>
-    <w:p>
-      <w:pPr>
-        <w:ind w:left="720" w:hanging="357"/>
-        <w:jc w:val="both"/>
-      </w:pPr>
-      <w:r>
-        <w:rPr>
-          <w:rFonts w:ascii="Arial" w:hAnsi="Arial"/>
-          <w:sz w:val="22"/>
-        </w:rPr>
-        <w:t>2</w:t>
-      </w:r>
-      <w:proofErr w:type="gramStart"/>
-      <w:r>
-        <w:rPr>
-          <w:rFonts w:ascii="Arial" w:hAnsi="Arial"/>
-          <w:sz w:val="22"/>
-        </w:rPr>
-        <w:t xml:space="preserve">.  </w:t>
-      </w:r>
-      <w:r>
-        <w:rPr>
-          <w:rFonts w:ascii="Arial" w:hAnsi="Arial"/>
-          <w:b/>
-          <w:sz w:val="22"/>
-        </w:rPr>
-        <w:t>System</w:t>
-      </w:r>
-      <w:proofErr w:type="gramEnd"/>
-      <w:r>
-        <w:rPr>
-          <w:rFonts w:ascii="Arial" w:hAnsi="Arial"/>
-          <w:b/>
-          <w:sz w:val="22"/>
-        </w:rPr>
-        <w:t xml:space="preserve"> architecture design.</w:t>
-      </w:r>
-      <w:r>
-        <w:rPr>
-          <w:rFonts w:ascii="Arial" w:hAnsi="Arial"/>
-          <w:sz w:val="22"/>
-        </w:rPr>
-        <w:t xml:space="preserve"> Planning the modular structure, state management approach, and data flow between components.</w:t>
-      </w:r>
-    </w:p>
-    <w:p>
-      <w:pPr>
-        <w:ind w:left="720" w:hanging="357"/>
-        <w:jc w:val="both"/>
-      </w:pPr>
-      <w:r>
-        <w:rPr>
-          <w:rFonts w:ascii="Arial" w:hAnsi="Arial"/>
-          <w:sz w:val="22"/>
-        </w:rPr>
-        <w:t>3</w:t>
-      </w:r>
-      <w:proofErr w:type="gramStart"/>
-      <w:r>
-        <w:rPr>
-          <w:rFonts w:ascii="Arial" w:hAnsi="Arial"/>
-          <w:sz w:val="22"/>
-        </w:rPr>
-        <w:t xml:space="preserve">.  </w:t>
-      </w:r>
-      <w:r>
-        <w:rPr>
-          <w:rFonts w:ascii="Arial" w:hAnsi="Arial"/>
-          <w:b/>
-          <w:sz w:val="22"/>
-        </w:rPr>
-        <w:t>Core</w:t>
-      </w:r>
-      <w:proofErr w:type="gramEnd"/>
-      <w:r>
-        <w:rPr>
-          <w:rFonts w:ascii="Arial" w:hAnsi="Arial"/>
-          <w:b/>
-          <w:sz w:val="22"/>
-        </w:rPr>
-        <w:t xml:space="preserve"> canvas development.</w:t>
-      </w:r>
-      <w:r>
-        <w:rPr>
-          <w:rFonts w:ascii="Arial" w:hAnsi="Arial"/>
-          <w:sz w:val="22"/>
-        </w:rPr>
-        <w:t xml:space="preserve"> Building the interactive SVG canvas with placement, grid snapping, pan/zoom, and anti-overlap detection.</w:t>
-      </w:r>
-    </w:p>
-    <w:p>
-      <w:pPr>
-        <w:ind w:left="720" w:hanging="357"/>
-        <w:jc w:val="both"/>
-      </w:pPr>
-      <w:r>
-        <w:rPr>
-          <w:rFonts w:ascii="Arial" w:hAnsi="Arial"/>
-          <w:sz w:val="22"/>
-        </w:rPr>
-        <w:t>4</w:t>
-      </w:r>
-      <w:proofErr w:type="gramStart"/>
-      <w:r>
-        <w:rPr>
-          <w:rFonts w:ascii="Arial" w:hAnsi="Arial"/>
-          <w:sz w:val="22"/>
-        </w:rPr>
-        <w:t xml:space="preserve">.  </w:t>
-      </w:r>
-      <w:r>
-        <w:rPr>
-          <w:rFonts w:ascii="Arial" w:hAnsi="Arial"/>
-          <w:b/>
-          <w:sz w:val="22"/>
-        </w:rPr>
-        <w:t>Component</w:t>
-      </w:r>
-      <w:proofErr w:type="gramEnd"/>
-      <w:r>
-        <w:rPr>
-          <w:rFonts w:ascii="Arial" w:hAnsi="Arial"/>
-          <w:b/>
-          <w:sz w:val="22"/>
-        </w:rPr>
-        <w:t xml:space="preserve"> library and sidebar.</w:t>
-      </w:r>
-      <w:r>
-        <w:rPr>
-          <w:rFonts w:ascii="Arial" w:hAnsi="Arial"/>
-          <w:sz w:val="22"/>
-        </w:rPr>
-        <w:t xml:space="preserve"> Creating the metadata-driven catalog and the searchable sidebar UI.</w:t>
-      </w:r>
-    </w:p>
-    <w:p>
-      <w:pPr>
-        <w:ind w:left="720" w:hanging="357"/>
-        <w:jc w:val="both"/>
-      </w:pPr>
-      <w:r>
-        <w:rPr>
-          <w:rFonts w:ascii="Arial" w:hAnsi="Arial"/>
-          <w:sz w:val="22"/>
-        </w:rPr>
-        <w:t>5</w:t>
-      </w:r>
-      <w:proofErr w:type="gramStart"/>
-      <w:r>
-        <w:rPr>
-          <w:rFonts w:ascii="Arial" w:hAnsi="Arial"/>
-          <w:sz w:val="22"/>
-        </w:rPr>
-        <w:t xml:space="preserve">.  </w:t>
-      </w:r>
-      <w:r>
-        <w:rPr>
-          <w:rFonts w:ascii="Arial" w:hAnsi="Arial"/>
-          <w:b/>
-          <w:sz w:val="22"/>
-        </w:rPr>
-        <w:t>Manual</w:t>
-      </w:r>
-      <w:proofErr w:type="gramEnd"/>
-      <w:r>
-        <w:rPr>
-          <w:rFonts w:ascii="Arial" w:hAnsi="Arial"/>
-          <w:b/>
-          <w:sz w:val="22"/>
-        </w:rPr>
-        <w:t xml:space="preserve"> wiring system.</w:t>
-      </w:r>
-      <w:r>
-        <w:rPr>
-          <w:rFonts w:ascii="Arial" w:hAnsi="Arial"/>
-          <w:sz w:val="22"/>
-        </w:rPr>
-        <w:t xml:space="preserve"> Implementing pin-to-pin wiring with orthogonal routing, waypoints, and </w:t>
-      </w:r>
-      <w:proofErr w:type="spellStart"/>
-      <w:r>
-        <w:rPr>
-          <w:rFonts w:ascii="Arial" w:hAnsi="Arial"/>
-          <w:sz w:val="22"/>
-        </w:rPr>
-        <w:t>colour</w:t>
-      </w:r>
-      <w:proofErr w:type="spellEnd"/>
-      <w:r>
-        <w:rPr>
-          <w:rFonts w:ascii="Arial" w:hAnsi="Arial"/>
-          <w:sz w:val="22"/>
-        </w:rPr>
-        <w:t>-coded wires.</w:t>
-      </w:r>
-    </w:p>
-    <w:p>
-      <w:pPr>
-        <w:ind w:left="720" w:hanging="357"/>
-        <w:jc w:val="both"/>
-      </w:pPr>
-      <w:r>
-        <w:rPr>
-          <w:rFonts w:ascii="Arial" w:hAnsi="Arial"/>
-          <w:sz w:val="22"/>
-        </w:rPr>
-        <w:t>6</w:t>
-      </w:r>
-      <w:proofErr w:type="gramStart"/>
-      <w:r>
-        <w:rPr>
-          <w:rFonts w:ascii="Arial" w:hAnsi="Arial"/>
-          <w:sz w:val="22"/>
-        </w:rPr>
-        <w:t xml:space="preserve">.  </w:t>
-      </w:r>
-      <w:r>
-        <w:rPr>
-          <w:rFonts w:ascii="Arial" w:hAnsi="Arial"/>
-          <w:b/>
-          <w:sz w:val="22"/>
-        </w:rPr>
-        <w:t>Validation</w:t>
-      </w:r>
-      <w:proofErr w:type="gramEnd"/>
-      <w:r>
-        <w:rPr>
-          <w:rFonts w:ascii="Arial" w:hAnsi="Arial"/>
-          <w:b/>
-          <w:sz w:val="22"/>
-        </w:rPr>
-        <w:t xml:space="preserve"> engine.</w:t>
-      </w:r>
-      <w:r>
-        <w:rPr>
-          <w:rFonts w:ascii="Arial" w:hAnsi="Arial"/>
-          <w:sz w:val="22"/>
-        </w:rPr>
-        <w:t xml:space="preserve"> Developing and integrating the nine-rule engine with the validation bar.</w:t>
-      </w:r>
-    </w:p>
-    <w:p>
-      <w:pPr>
-        <w:ind w:left="720" w:hanging="357"/>
-        <w:jc w:val="both"/>
-      </w:pPr>
-      <w:r>
-        <w:rPr>
-          <w:rFonts w:ascii="Arial" w:hAnsi="Arial"/>
-          <w:sz w:val="22"/>
-        </w:rPr>
-        <w:t>7</w:t>
-      </w:r>
-      <w:proofErr w:type="gramStart"/>
-      <w:r>
-        <w:rPr>
-          <w:rFonts w:ascii="Arial" w:hAnsi="Arial"/>
-          <w:sz w:val="22"/>
-        </w:rPr>
-        <w:t xml:space="preserve">.  </w:t>
-      </w:r>
-      <w:r>
-        <w:rPr>
-          <w:rFonts w:ascii="Arial" w:hAnsi="Arial"/>
-          <w:b/>
-          <w:sz w:val="22"/>
-        </w:rPr>
-        <w:t>Auto</w:t>
-      </w:r>
-      <w:proofErr w:type="gramEnd"/>
-      <w:r>
-        <w:rPr>
-          <w:rFonts w:ascii="Arial" w:hAnsi="Arial"/>
-          <w:b/>
-          <w:sz w:val="22"/>
-        </w:rPr>
-        <w:t>-wire engine.</w:t>
-      </w:r>
-      <w:r>
-        <w:rPr>
-          <w:rFonts w:ascii="Arial" w:hAnsi="Arial"/>
-          <w:sz w:val="22"/>
-        </w:rPr>
-        <w:t xml:space="preserve"> Building the intelligent pin assignment algorithm.</w:t>
-      </w:r>
-    </w:p>
-    <w:p>
-      <w:pPr>
-        <w:ind w:left="720" w:hanging="357"/>
-        <w:jc w:val="both"/>
-      </w:pPr>
-      <w:r>
-        <w:rPr>
-          <w:rFonts w:ascii="Arial" w:hAnsi="Arial"/>
-          <w:sz w:val="22"/>
-        </w:rPr>
-        <w:t>8</w:t>
-      </w:r>
-      <w:proofErr w:type="gramStart"/>
-      <w:r>
-        <w:rPr>
-          <w:rFonts w:ascii="Arial" w:hAnsi="Arial"/>
-          <w:sz w:val="22"/>
-        </w:rPr>
-        <w:t xml:space="preserve">.  </w:t>
-      </w:r>
-      <w:r>
-        <w:rPr>
-          <w:rFonts w:ascii="Arial" w:hAnsi="Arial"/>
-          <w:b/>
-          <w:sz w:val="22"/>
-        </w:rPr>
-        <w:t>Prototype</w:t>
-      </w:r>
-      <w:proofErr w:type="gramEnd"/>
-      <w:r>
-        <w:rPr>
-          <w:rFonts w:ascii="Arial" w:hAnsi="Arial"/>
-          <w:b/>
-          <w:sz w:val="22"/>
-        </w:rPr>
-        <w:t xml:space="preserve"> completion and testing.</w:t>
-      </w:r>
-      <w:r>
-        <w:rPr>
-          <w:rFonts w:ascii="Arial" w:hAnsi="Arial"/>
-          <w:sz w:val="22"/>
-        </w:rPr>
-        <w:t xml:space="preserve"> Final integration, UI polish, and functional verification.</w:t>
-      </w:r>
-    </w:p>
-    <w:p>
-      <w:pPr>
-        <w:ind w:left="720" w:hanging="357"/>
-        <w:jc w:val="both"/>
-        <w:rPr>
-          <w:rFonts w:ascii="Arial" w:hAnsi="Arial"/>
-          <w:b/>
-          <w:sz w:val="22"/>
-        </w:rPr>
-      </w:pPr>
-      <w:r>
-        <w:rPr>
-          <w:rFonts w:ascii="Arial" w:hAnsi="Arial"/>
-          <w:sz w:val="22"/>
-        </w:rPr>
-        <w:t>9</w:t>
-      </w:r>
-      <w:proofErr w:type="gramStart"/>
-      <w:r>
-        <w:rPr>
-          <w:rFonts w:ascii="Arial" w:hAnsi="Arial"/>
-          <w:sz w:val="22"/>
-        </w:rPr>
-        <w:t xml:space="preserve">.  </w:t>
-      </w:r>
-      <w:r>
-        <w:rPr>
-          <w:rFonts w:ascii="Arial" w:hAnsi="Arial"/>
-          <w:b/>
-          <w:sz w:val="22"/>
-        </w:rPr>
-        <w:t>Report</w:t>
-      </w:r>
-      <w:proofErr w:type="gramEnd"/>
-      <w:r>
-        <w:rPr>
-          <w:rFonts w:ascii="Arial" w:hAnsi="Arial"/>
-          <w:b/>
-          <w:sz w:val="22"/>
-        </w:rPr>
-        <w:t xml:space="preserve"> writing.</w:t>
-      </w:r>
-    </w:p>
-    <w:p>
-      <w:pPr>
-        <w:jc w:val="both"/>
-      </w:pPr>
-    </w:p>
-    <w:p>
-      <w:pPr>
-        <w:pStyle w:val="Heading2"/>
-      </w:pPr>
-      <w:r>
-        <w:rPr>
-          <w:rFonts w:ascii="Arial" w:hAnsi="Arial"/>
-          <w:sz w:val="24"/>
-        </w:rPr>
-        <w:t>1.7 SIGNIFICANCE OF THE PROJECT</w:t>
-      </w:r>
-    </w:p>
-    <w:p>
-      <w:pPr>
-        <w:ind w:left="720" w:hanging="357"/>
-        <w:jc w:val="both"/>
-      </w:pPr>
-      <w:r>
-        <w:rPr>
-          <w:rFonts w:ascii="Arial" w:hAnsi="Arial"/>
-          <w:sz w:val="22"/>
-        </w:rPr>
-        <w:t>1</w:t>
-      </w:r>
-      <w:proofErr w:type="gramStart"/>
-      <w:r>
-        <w:rPr>
-          <w:rFonts w:ascii="Arial" w:hAnsi="Arial"/>
-          <w:sz w:val="22"/>
-        </w:rPr>
-        <w:t>.  It</w:t>
-      </w:r>
-      <w:proofErr w:type="gramEnd"/>
-      <w:r>
-        <w:rPr>
-          <w:rFonts w:ascii="Arial" w:hAnsi="Arial"/>
-          <w:sz w:val="22"/>
-        </w:rPr>
-        <w:t xml:space="preserve"> reduces the trial-and-error cycle. Instead of building a circuit, watching it </w:t>
-      </w:r>
-      <w:proofErr w:type="gramStart"/>
-      <w:r>
-        <w:rPr>
-          <w:rFonts w:ascii="Arial" w:hAnsi="Arial"/>
-          <w:sz w:val="22"/>
-        </w:rPr>
-        <w:t>fail</w:t>
-      </w:r>
-      <w:proofErr w:type="gramEnd"/>
-      <w:r>
-        <w:rPr>
-          <w:rFonts w:ascii="Arial" w:hAnsi="Arial"/>
-          <w:sz w:val="22"/>
-        </w:rPr>
-        <w:t>, and trying to figure out what went wrong, students receive feedback during the design phase itself.</w:t>
-      </w:r>
-    </w:p>
-    <w:p>
-      <w:pPr>
-        <w:ind w:left="720" w:hanging="357"/>
-        <w:jc w:val="both"/>
-      </w:pPr>
-      <w:r>
-        <w:rPr>
-          <w:rFonts w:ascii="Arial" w:hAnsi="Arial"/>
-          <w:sz w:val="22"/>
-        </w:rPr>
-        <w:t>2</w:t>
-      </w:r>
-      <w:proofErr w:type="gramStart"/>
-      <w:r>
-        <w:rPr>
-          <w:rFonts w:ascii="Arial" w:hAnsi="Arial"/>
-          <w:sz w:val="22"/>
-        </w:rPr>
-        <w:t>.  The</w:t>
-      </w:r>
-      <w:proofErr w:type="gramEnd"/>
-      <w:r>
-        <w:rPr>
-          <w:rFonts w:ascii="Arial" w:hAnsi="Arial"/>
-          <w:sz w:val="22"/>
-        </w:rPr>
-        <w:t xml:space="preserve"> validation engine explains the electrical rule behind each problem, which means students learn from the feedback rather than just being told something is wrong.</w:t>
-      </w:r>
-    </w:p>
-    <w:p>
-      <w:pPr>
-        <w:ind w:left="720" w:hanging="357"/>
-        <w:jc w:val="both"/>
-      </w:pPr>
-      <w:r>
-        <w:rPr>
-          <w:rFonts w:ascii="Arial" w:hAnsi="Arial"/>
-          <w:sz w:val="22"/>
-        </w:rPr>
-        <w:t>3</w:t>
-      </w:r>
-      <w:proofErr w:type="gramStart"/>
-      <w:r>
-        <w:rPr>
-          <w:rFonts w:ascii="Arial" w:hAnsi="Arial"/>
-          <w:sz w:val="22"/>
-        </w:rPr>
-        <w:t>.  Lab</w:t>
-      </w:r>
-      <w:proofErr w:type="gramEnd"/>
-      <w:r>
-        <w:rPr>
-          <w:rFonts w:ascii="Arial" w:hAnsi="Arial"/>
-          <w:sz w:val="22"/>
-        </w:rPr>
-        <w:t xml:space="preserve"> instructors spend a significant amount of time catching basic wiring mistakes. Elera automates that detection, allowing instructors to focus on higher-level teaching.</w:t>
-      </w:r>
-    </w:p>
-    <w:p>
-      <w:pPr>
-        <w:ind w:left="720" w:hanging="357"/>
-        <w:jc w:val="both"/>
-      </w:pPr>
-      <w:r>
-        <w:rPr>
-          <w:rFonts w:ascii="Arial" w:hAnsi="Arial"/>
-          <w:sz w:val="22"/>
-        </w:rPr>
-        <w:t>4</w:t>
-      </w:r>
-      <w:proofErr w:type="gramStart"/>
-      <w:r>
-        <w:rPr>
-          <w:rFonts w:ascii="Arial" w:hAnsi="Arial"/>
-          <w:sz w:val="22"/>
-        </w:rPr>
-        <w:t>.  There</w:t>
-      </w:r>
-      <w:proofErr w:type="gramEnd"/>
-      <w:r>
-        <w:rPr>
-          <w:rFonts w:ascii="Arial" w:hAnsi="Arial"/>
-          <w:sz w:val="22"/>
-        </w:rPr>
-        <w:t xml:space="preserve"> is nothing to install. It runs </w:t>
-      </w:r>
-      <w:proofErr w:type="gramStart"/>
-      <w:r>
-        <w:rPr>
-          <w:rFonts w:ascii="Arial" w:hAnsi="Arial"/>
-          <w:sz w:val="22"/>
-        </w:rPr>
-        <w:t>in</w:t>
-      </w:r>
-      <w:proofErr w:type="gramEnd"/>
-      <w:r>
-        <w:rPr>
-          <w:rFonts w:ascii="Arial" w:hAnsi="Arial"/>
-          <w:sz w:val="22"/>
-        </w:rPr>
-        <w:t xml:space="preserve"> a browser, so any student with a laptop and internet access can use it.</w:t>
-      </w:r>
-    </w:p>
-    <w:p>
-      <w:pPr>
-        <w:ind w:left="720" w:hanging="357"/>
-        <w:jc w:val="both"/>
-      </w:pPr>
-      <w:r>
-        <w:rPr>
-          <w:rFonts w:ascii="Arial" w:hAnsi="Arial"/>
-          <w:sz w:val="22"/>
-        </w:rPr>
-        <w:t>5</w:t>
-      </w:r>
-      <w:proofErr w:type="gramStart"/>
-      <w:r>
-        <w:rPr>
-          <w:rFonts w:ascii="Arial" w:hAnsi="Arial"/>
-          <w:sz w:val="22"/>
-        </w:rPr>
-        <w:t>.  Adding</w:t>
-      </w:r>
-      <w:proofErr w:type="gramEnd"/>
-      <w:r>
-        <w:rPr>
-          <w:rFonts w:ascii="Arial" w:hAnsi="Arial"/>
-          <w:sz w:val="22"/>
-        </w:rPr>
-        <w:t xml:space="preserve"> new components is straightforward. A developer only needs to write a metadata entry in the library file, and the validation and auto-wiring code will pick it up automatically.</w:t>
-      </w:r>
-    </w:p>
-    <w:p>
-      <w:pPr>
-        <w:ind w:left="720" w:hanging="357"/>
-        <w:jc w:val="both"/>
-      </w:pPr>
-      <w:r>
-        <w:rPr>
-          <w:rFonts w:ascii="Arial" w:hAnsi="Arial"/>
-          <w:sz w:val="22"/>
-        </w:rPr>
-        <w:t>6.  The project aligns with the Islamic principle of beneficial knowledge (</w:t>
-      </w:r>
-      <w:proofErr w:type="spellStart"/>
-      <w:r>
-        <w:rPr>
-          <w:rFonts w:ascii="Arial" w:hAnsi="Arial"/>
-          <w:sz w:val="22"/>
-        </w:rPr>
-        <w:t>ilm</w:t>
-      </w:r>
-      <w:proofErr w:type="spellEnd"/>
-      <w:r>
-        <w:rPr>
-          <w:rFonts w:ascii="Arial" w:hAnsi="Arial"/>
-          <w:sz w:val="22"/>
-        </w:rPr>
-        <w:t xml:space="preserve"> </w:t>
-      </w:r>
-      <w:proofErr w:type="spellStart"/>
-      <w:r>
-        <w:rPr>
-          <w:rFonts w:ascii="Arial" w:hAnsi="Arial"/>
-          <w:sz w:val="22"/>
-        </w:rPr>
-        <w:t>nafi</w:t>
-      </w:r>
-      <w:proofErr w:type="spellEnd"/>
-      <w:r>
-        <w:rPr>
-          <w:rFonts w:ascii="Arial" w:hAnsi="Arial"/>
-          <w:sz w:val="22"/>
-        </w:rPr>
-        <w:t>') by making electronics education more accessible to students who may not have easy access to physical hardware.</w:t>
-      </w:r>
-    </w:p>
-    <w:p>
-      <w:pPr>
-        <w:ind w:left="720" w:hanging="357"/>
-        <w:jc w:val="both"/>
-      </w:pPr>
-      <w:r>
-        <w:rPr>
-          <w:rFonts w:ascii="Arial" w:hAnsi="Arial"/>
-          <w:sz w:val="22"/>
-        </w:rPr>
-        <w:t>7</w:t>
-      </w:r>
-      <w:proofErr w:type="gramStart"/>
-      <w:r>
-        <w:rPr>
-          <w:rFonts w:ascii="Arial" w:hAnsi="Arial"/>
-          <w:sz w:val="22"/>
-        </w:rPr>
-        <w:t>.  It</w:t>
-      </w:r>
-      <w:proofErr w:type="gramEnd"/>
-      <w:r>
-        <w:rPr>
-          <w:rFonts w:ascii="Arial" w:hAnsi="Arial"/>
-          <w:sz w:val="22"/>
-        </w:rPr>
-        <w:t xml:space="preserve"> supports STEAM education initiatives, especially in environments where universities and schools do not have enough physical Arduino kits for every student [Insert Citation Here].</w:t>
+        <w:t>7.  It supports STEAM education initiatives, especially in environments where universities and schools do not have enough physical Arduino kits for every student [Insert Citation Here].</w:t>
       </w:r>
     </w:p>
     <w:p>
@@ -8024,23 +7381,7 @@
           <w:rFonts w:ascii="Arial" w:hAnsi="Arial"/>
           <w:sz w:val="22"/>
         </w:rPr>
-        <w:t xml:space="preserve">Physical breadboarding introduces additional spatial complexity. Students </w:t>
-      </w:r>
-      <w:proofErr w:type="gramStart"/>
-      <w:r>
-        <w:rPr>
-          <w:rFonts w:ascii="Arial" w:hAnsi="Arial"/>
-          <w:sz w:val="22"/>
-        </w:rPr>
-        <w:t>have to</w:t>
-      </w:r>
-      <w:proofErr w:type="gramEnd"/>
-      <w:r>
-        <w:rPr>
-          <w:rFonts w:ascii="Arial" w:hAnsi="Arial"/>
-          <w:sz w:val="22"/>
-        </w:rPr>
-        <w:t xml:space="preserve"> understand which rows and columns on the breadboard are electrically connected, how power rails work, and how to route wires without creating short circuits or loose connections. Research on novice electronics learners has found that a significant portion of lab time is spent on low-level troubleshooting rather than on the conceptual learning objectives of the exercise [Insert Citation Here]. The physical nature of the task also means that mistakes can result in damaged components, which adds financial cost and psychological frustration.</w:t>
+        <w:t>Physical breadboarding introduces additional spatial complexity. Students have to understand which rows and columns on the breadboard are electrically connected, how power rails work, and how to route wires without creating short circuits or loose connections. Research on novice electronics learners has found that a significant portion of lab time is spent on low-level troubleshooting rather than on the conceptual learning objectives of the exercise [Insert Citation Here]. The physical nature of the task also means that mistakes can result in damaged components, which adds financial cost and psychological frustration.</w:t>
       </w:r>
     </w:p>
     <w:p>
@@ -8094,23 +7435,7 @@
           <w:rFonts w:ascii="Arial" w:hAnsi="Arial"/>
           <w:sz w:val="22"/>
         </w:rPr>
-        <w:t xml:space="preserve">Virtual circuit design tools tend to serve very different purposes. Some are built for absolute beginners, others for professional engineers, and most sit somewhere in between. The platforms reviewed below represent the </w:t>
-      </w:r>
-      <w:proofErr w:type="gramStart"/>
-      <w:r>
-        <w:rPr>
-          <w:rFonts w:ascii="Arial" w:hAnsi="Arial"/>
-          <w:sz w:val="22"/>
-        </w:rPr>
-        <w:t>most commonly used</w:t>
-      </w:r>
-      <w:proofErr w:type="gramEnd"/>
-      <w:r>
-        <w:rPr>
-          <w:rFonts w:ascii="Arial" w:hAnsi="Arial"/>
-          <w:sz w:val="22"/>
-        </w:rPr>
-        <w:t xml:space="preserve"> options in electronics education today.</w:t>
+        <w:t>Virtual circuit design tools tend to serve very different purposes. Some are built for absolute beginners, others for professional engineers, and most sit somewhere in between. The platforms reviewed below represent the most commonly used options in electronics education today.</w:t>
       </w:r>
     </w:p>
     <w:p>
@@ -8193,23 +7518,7 @@
           <w:rFonts w:ascii="Arial" w:hAnsi="Arial"/>
           <w:sz w:val="22"/>
         </w:rPr>
-        <w:t xml:space="preserve"> (Autodesk, 2017). The platform started as a 3D modelling tool in 2011 and was acquired by Autodesk in 2013. In 2017, Autodesk merged </w:t>
-      </w:r>
-      <w:proofErr w:type="gramStart"/>
-      <w:r>
-        <w:rPr>
-          <w:rFonts w:ascii="Arial" w:hAnsi="Arial"/>
-          <w:sz w:val="22"/>
-        </w:rPr>
-        <w:t>in</w:t>
-      </w:r>
-      <w:proofErr w:type="gramEnd"/>
-      <w:r>
-        <w:rPr>
-          <w:rFonts w:ascii="Arial" w:hAnsi="Arial"/>
-          <w:sz w:val="22"/>
-        </w:rPr>
-        <w:t xml:space="preserve"> the "Electronics Lab" (formerly 123D Circuits) to create what is now known as </w:t>
+        <w:t xml:space="preserve"> (Autodesk, 2017). The platform started as a 3D modelling tool in 2011 and was acquired by Autodesk in 2013. In 2017, Autodesk merged in the "Electronics Lab" (formerly 123D Circuits) to create what is now known as </w:t>
       </w:r>
       <w:proofErr w:type="spellStart"/>
       <w:r>
@@ -8271,7 +7580,6 @@
         <w:t xml:space="preserve">It runs entirely in the browser with a drag-and-drop interface. There is a large selection of simulated components, including the Arduino Uno, </w:t>
       </w:r>
       <w:proofErr w:type="spellStart"/>
-      <w:proofErr w:type="gramStart"/>
       <w:r>
         <w:rPr>
           <w:rFonts w:ascii="Arial" w:hAnsi="Arial"/>
@@ -8280,7 +7588,6 @@
         <w:t>Micro:bit</w:t>
       </w:r>
       <w:proofErr w:type="spellEnd"/>
-      <w:proofErr w:type="gramEnd"/>
       <w:r>
         <w:rPr>
           <w:rFonts w:ascii="Arial" w:hAnsi="Arial"/>
@@ -8802,23 +8109,7 @@
           <w:rFonts w:ascii="Arial" w:hAnsi="Arial"/>
           <w:sz w:val="22"/>
         </w:rPr>
-        <w:t xml:space="preserve"> Designer, n.d.). He created it out of personal frustration. As an </w:t>
-      </w:r>
-      <w:proofErr w:type="gramStart"/>
-      <w:r>
-        <w:rPr>
-          <w:rFonts w:ascii="Arial" w:hAnsi="Arial"/>
-          <w:sz w:val="22"/>
-        </w:rPr>
-        <w:t>eighth-grader</w:t>
-      </w:r>
-      <w:proofErr w:type="gramEnd"/>
-      <w:r>
-        <w:rPr>
-          <w:rFonts w:ascii="Arial" w:hAnsi="Arial"/>
-          <w:sz w:val="22"/>
-        </w:rPr>
-        <w:t>, he tried to build an Arduino RFID pet feeder and spent years on it because no tool could guide him through both the wiring and the code (</w:t>
+        <w:t xml:space="preserve"> Designer, n.d.). He created it out of personal frustration. As an eighth-grader, he tried to build an Arduino RFID pet feeder and spent years on it because no tool could guide him through both the wiring and the code (</w:t>
       </w:r>
       <w:proofErr w:type="spellStart"/>
       <w:r>
@@ -8951,23 +8242,7 @@
           <w:rFonts w:ascii="Arial" w:hAnsi="Arial"/>
           <w:sz w:val="22"/>
         </w:rPr>
-        <w:t xml:space="preserve"> is the most approachable option for absolute beginners. The block-based coding and drag-and-drop interface make it a natural fit for younger learners and introductory courses. The Fusion 360 integration adds value </w:t>
-      </w:r>
-      <w:proofErr w:type="gramStart"/>
-      <w:r>
-        <w:rPr>
-          <w:rFonts w:ascii="Arial" w:hAnsi="Arial"/>
-          <w:sz w:val="22"/>
-        </w:rPr>
-        <w:t>for</w:t>
-      </w:r>
-      <w:proofErr w:type="gramEnd"/>
-      <w:r>
-        <w:rPr>
-          <w:rFonts w:ascii="Arial" w:hAnsi="Arial"/>
-          <w:sz w:val="22"/>
-        </w:rPr>
-        <w:t xml:space="preserve"> anyone who eventually wants to do PCB work.</w:t>
+        <w:t xml:space="preserve"> is the most approachable option for absolute beginners. The block-based coding and drag-and-drop interface make it a natural fit for younger learners and introductory courses. The Fusion 360 integration adds value for anyone who eventually wants to do PCB work.</w:t>
       </w:r>
     </w:p>
     <w:p>
@@ -9091,51 +8366,19 @@
           <w:rFonts w:ascii="Arial" w:hAnsi="Arial"/>
           <w:sz w:val="22"/>
         </w:rPr>
-        <w:t xml:space="preserve"> has UI problems that </w:t>
-      </w:r>
-      <w:proofErr w:type="gramStart"/>
-      <w:r>
-        <w:rPr>
-          <w:rFonts w:ascii="Arial" w:hAnsi="Arial"/>
-          <w:sz w:val="22"/>
-        </w:rPr>
-        <w:t>actually get</w:t>
-      </w:r>
-      <w:proofErr w:type="gramEnd"/>
-      <w:r>
-        <w:rPr>
-          <w:rFonts w:ascii="Arial" w:hAnsi="Arial"/>
-          <w:sz w:val="22"/>
-        </w:rPr>
-        <w:t xml:space="preserve"> in the way of learning. There is no quick reset function, so clearing the canvas means deleting components one at a time. When the code blocks panel is open, it physically covers the circuit view, which makes it hard to see what the code is doing to the hardware in real time (PMC, 2023). There is no proactive error checking during design.</w:t>
-      </w:r>
-    </w:p>
-    <w:p>
-      <w:pPr>
-        <w:jc w:val="both"/>
-      </w:pPr>
-      <w:r>
-        <w:rPr>
-          <w:rFonts w:ascii="Arial" w:hAnsi="Arial"/>
-          <w:sz w:val="22"/>
-        </w:rPr>
-        <w:t xml:space="preserve">Fritzing cannot simulate anything at all. It does not run code, does not show voltage or current, and has no validation of any kind. Users </w:t>
-      </w:r>
-      <w:proofErr w:type="gramStart"/>
-      <w:r>
-        <w:rPr>
-          <w:rFonts w:ascii="Arial" w:hAnsi="Arial"/>
-          <w:sz w:val="22"/>
-        </w:rPr>
-        <w:t>have to</w:t>
-      </w:r>
-      <w:proofErr w:type="gramEnd"/>
-      <w:r>
-        <w:rPr>
-          <w:rFonts w:ascii="Arial" w:hAnsi="Arial"/>
-          <w:sz w:val="22"/>
-        </w:rPr>
-        <w:t xml:space="preserve"> build and test their circuits elsewhere and only come back to Fritzing for documentation (KSPU, n.d.). There is also a well-known criticism from the engineering community that complex Fritzing diagrams turn into a "rat's nest" of overlapping wires that are harder to read than proper schematics (Arduino Forum, 2023).</w:t>
+        <w:t xml:space="preserve"> has UI problems that actually get in the way of learning. There is no quick reset function, so clearing the canvas means deleting components one at a time. When the code blocks panel is open, it physically covers the circuit view, which makes it hard to see what the code is doing to the hardware in real time (PMC, 2023). There is no proactive error checking during design.</w:t>
+      </w:r>
+    </w:p>
+    <w:p>
+      <w:pPr>
+        <w:jc w:val="both"/>
+      </w:pPr>
+      <w:r>
+        <w:rPr>
+          <w:rFonts w:ascii="Arial" w:hAnsi="Arial"/>
+          <w:sz w:val="22"/>
+        </w:rPr>
+        <w:t>Fritzing cannot simulate anything at all. It does not run code, does not show voltage or current, and has no validation of any kind. Users have to build and test their circuits elsewhere and only come back to Fritzing for documentation (KSPU, n.d.). There is also a well-known criticism from the engineering community that complex Fritzing diagrams turn into a "rat's nest" of overlapping wires that are harder to read than proper schematics (Arduino Forum, 2023).</w:t>
       </w:r>
     </w:p>
     <w:p>
@@ -9156,23 +8399,7 @@
           <w:rFonts w:ascii="Arial" w:hAnsi="Arial"/>
           <w:sz w:val="22"/>
         </w:rPr>
-        <w:t xml:space="preserve"> is </w:t>
-      </w:r>
-      <w:proofErr w:type="gramStart"/>
-      <w:r>
-        <w:rPr>
-          <w:rFonts w:ascii="Arial" w:hAnsi="Arial"/>
-          <w:sz w:val="22"/>
-        </w:rPr>
-        <w:t>code-centric</w:t>
-      </w:r>
-      <w:proofErr w:type="gramEnd"/>
-      <w:r>
-        <w:rPr>
-          <w:rFonts w:ascii="Arial" w:hAnsi="Arial"/>
-          <w:sz w:val="22"/>
-        </w:rPr>
-        <w:t xml:space="preserve">. It assumes users already know how to program in C++ or </w:t>
+        <w:t xml:space="preserve"> is code-centric. It assumes users already know how to program in C++ or </w:t>
       </w:r>
       <w:proofErr w:type="spellStart"/>
       <w:r>
@@ -9269,23 +8496,7 @@
           <w:rFonts w:ascii="Arial" w:hAnsi="Arial"/>
           <w:sz w:val="22"/>
         </w:rPr>
-        <w:t xml:space="preserve"> None of them tell the user </w:t>
-      </w:r>
-      <w:proofErr w:type="gramStart"/>
-      <w:r>
-        <w:rPr>
-          <w:rFonts w:ascii="Arial" w:hAnsi="Arial"/>
-          <w:sz w:val="22"/>
-        </w:rPr>
-        <w:t>"you're</w:t>
-      </w:r>
-      <w:proofErr w:type="gramEnd"/>
-      <w:r>
-        <w:rPr>
-          <w:rFonts w:ascii="Arial" w:hAnsi="Arial"/>
-          <w:sz w:val="22"/>
-        </w:rPr>
-        <w:t xml:space="preserve"> missing a ground connection" or "this LED will burn out without a resistor." And none of them explain why a mistake is a mistake.</w:t>
+        <w:t xml:space="preserve"> None of them tell the user "you're missing a ground connection" or "this LED will burn out without a resistor." And none of them explain why a mistake is a mistake.</w:t>
       </w:r>
     </w:p>
     <w:p>
@@ -9607,7 +8818,6 @@
               <w:t xml:space="preserve">Arduino Uno, </w:t>
             </w:r>
             <w:proofErr w:type="spellStart"/>
-            <w:proofErr w:type="gramStart"/>
             <w:r>
               <w:rPr>
                 <w:rFonts w:ascii="Arial" w:hAnsi="Arial"/>
@@ -9616,7 +8826,6 @@
               <w:t>Micro:bit</w:t>
             </w:r>
             <w:proofErr w:type="spellEnd"/>
-            <w:proofErr w:type="gramEnd"/>
             <w:r>
               <w:rPr>
                 <w:rFonts w:ascii="Arial" w:hAnsi="Arial"/>
@@ -10125,21 +9334,12 @@
             <w:tcW w:w="1814" w:type="dxa"/>
           </w:tcPr>
           <w:p>
-            <w:proofErr w:type="gramStart"/>
             <w:r>
               <w:rPr>
                 <w:rFonts w:ascii="Arial" w:hAnsi="Arial"/>
                 <w:sz w:val="20"/>
               </w:rPr>
-              <w:t>Partial</w:t>
-            </w:r>
-            <w:proofErr w:type="gramEnd"/>
-            <w:r>
-              <w:rPr>
-                <w:rFonts w:ascii="Arial" w:hAnsi="Arial"/>
-                <w:sz w:val="20"/>
-              </w:rPr>
-              <w:t xml:space="preserve"> (AI-generated)</w:t>
+              <w:t>Partial (AI-generated)</w:t>
             </w:r>
           </w:p>
         </w:tc>
@@ -10259,23 +9459,7 @@
           <w:rFonts w:ascii="Arial" w:hAnsi="Arial"/>
           <w:sz w:val="22"/>
         </w:rPr>
-        <w:t xml:space="preserve"> Designer's AI gives text instructions ("connect SDA to pin A4"), but the user still </w:t>
-      </w:r>
-      <w:proofErr w:type="gramStart"/>
-      <w:r>
-        <w:rPr>
-          <w:rFonts w:ascii="Arial" w:hAnsi="Arial"/>
-          <w:sz w:val="22"/>
-        </w:rPr>
-        <w:t>has to</w:t>
-      </w:r>
-      <w:proofErr w:type="gramEnd"/>
-      <w:r>
-        <w:rPr>
-          <w:rFonts w:ascii="Arial" w:hAnsi="Arial"/>
-          <w:sz w:val="22"/>
-        </w:rPr>
-        <w:t xml:space="preserve"> click and drag each wire themselves.</w:t>
+        <w:t xml:space="preserve"> Designer's AI gives text instructions ("connect SDA to pin A4"), but the user still has to click and drag each wire themselves.</w:t>
       </w:r>
     </w:p>
     <w:p>
@@ -10315,39 +9499,7 @@
           <w:rFonts w:ascii="Arial" w:hAnsi="Arial"/>
           <w:sz w:val="22"/>
         </w:rPr>
-        <w:t xml:space="preserve"> In most of these tools, a virtual LED is just a picture with connection points. It does not carry metadata about its current </w:t>
-      </w:r>
-      <w:proofErr w:type="gramStart"/>
-      <w:r>
-        <w:rPr>
-          <w:rFonts w:ascii="Arial" w:hAnsi="Arial"/>
-          <w:sz w:val="22"/>
-        </w:rPr>
-        <w:t>draw</w:t>
-      </w:r>
-      <w:proofErr w:type="gramEnd"/>
-      <w:r>
-        <w:rPr>
-          <w:rFonts w:ascii="Arial" w:hAnsi="Arial"/>
-          <w:sz w:val="22"/>
-        </w:rPr>
-        <w:t xml:space="preserve">, pin roles, or voltage requirements. Without that kind of structured data, automatic validation and wiring are not </w:t>
-      </w:r>
-      <w:proofErr w:type="gramStart"/>
-      <w:r>
-        <w:rPr>
-          <w:rFonts w:ascii="Arial" w:hAnsi="Arial"/>
-          <w:sz w:val="22"/>
-        </w:rPr>
-        <w:t>really possible</w:t>
-      </w:r>
-      <w:proofErr w:type="gramEnd"/>
-      <w:r>
-        <w:rPr>
-          <w:rFonts w:ascii="Arial" w:hAnsi="Arial"/>
-          <w:sz w:val="22"/>
-        </w:rPr>
-        <w:t>.</w:t>
+        <w:t xml:space="preserve"> In most of these tools, a virtual LED is just a picture with connection points. It does not carry metadata about its current draw, pin roles, or voltage requirements. Without that kind of structured data, automatic validation and wiring are not really possible.</w:t>
       </w:r>
     </w:p>
     <w:p>
@@ -10569,23 +9721,7 @@
           <w:rFonts w:ascii="Arial" w:hAnsi="Arial"/>
           <w:sz w:val="22"/>
         </w:rPr>
-        <w:t>1</w:t>
-      </w:r>
-      <w:proofErr w:type="gramStart"/>
-      <w:r>
-        <w:rPr>
-          <w:rFonts w:ascii="Arial" w:hAnsi="Arial"/>
-          <w:sz w:val="22"/>
-        </w:rPr>
-        <w:t>.  Interactive</w:t>
-      </w:r>
-      <w:proofErr w:type="gramEnd"/>
-      <w:r>
-        <w:rPr>
-          <w:rFonts w:ascii="Arial" w:hAnsi="Arial"/>
-          <w:sz w:val="22"/>
-        </w:rPr>
-        <w:t xml:space="preserve"> canvas with component placement, grid snapping, and pan/zoom.</w:t>
+        <w:t>1.  Interactive canvas with component placement, grid snapping, and pan/zoom.</w:t>
       </w:r>
     </w:p>
     <w:p>
@@ -10598,23 +9734,7 @@
           <w:rFonts w:ascii="Arial" w:hAnsi="Arial"/>
           <w:sz w:val="22"/>
         </w:rPr>
-        <w:t>2</w:t>
-      </w:r>
-      <w:proofErr w:type="gramStart"/>
-      <w:r>
-        <w:rPr>
-          <w:rFonts w:ascii="Arial" w:hAnsi="Arial"/>
-          <w:sz w:val="22"/>
-        </w:rPr>
-        <w:t>.  Component</w:t>
-      </w:r>
-      <w:proofErr w:type="gramEnd"/>
-      <w:r>
-        <w:rPr>
-          <w:rFonts w:ascii="Arial" w:hAnsi="Arial"/>
-          <w:sz w:val="22"/>
-        </w:rPr>
-        <w:t xml:space="preserve"> library with metadata and the sidebar interface.</w:t>
+        <w:t>2.  Component library with metadata and the sidebar interface.</w:t>
       </w:r>
     </w:p>
     <w:p>
@@ -10627,23 +9747,7 @@
           <w:rFonts w:ascii="Arial" w:hAnsi="Arial"/>
           <w:sz w:val="22"/>
         </w:rPr>
-        <w:t>3</w:t>
-      </w:r>
-      <w:proofErr w:type="gramStart"/>
-      <w:r>
-        <w:rPr>
-          <w:rFonts w:ascii="Arial" w:hAnsi="Arial"/>
-          <w:sz w:val="22"/>
-        </w:rPr>
-        <w:t>.  Manual</w:t>
-      </w:r>
-      <w:proofErr w:type="gramEnd"/>
-      <w:r>
-        <w:rPr>
-          <w:rFonts w:ascii="Arial" w:hAnsi="Arial"/>
-          <w:sz w:val="22"/>
-        </w:rPr>
-        <w:t xml:space="preserve"> pin-to-pin wiring with orthogonal routing.</w:t>
+        <w:t>3.  Manual pin-to-pin wiring with orthogonal routing.</w:t>
       </w:r>
     </w:p>
     <w:p>
@@ -10656,23 +9760,7 @@
           <w:rFonts w:ascii="Arial" w:hAnsi="Arial"/>
           <w:sz w:val="22"/>
         </w:rPr>
-        <w:t>4</w:t>
-      </w:r>
-      <w:proofErr w:type="gramStart"/>
-      <w:r>
-        <w:rPr>
-          <w:rFonts w:ascii="Arial" w:hAnsi="Arial"/>
-          <w:sz w:val="22"/>
-        </w:rPr>
-        <w:t>.  Validation</w:t>
-      </w:r>
-      <w:proofErr w:type="gramEnd"/>
-      <w:r>
-        <w:rPr>
-          <w:rFonts w:ascii="Arial" w:hAnsi="Arial"/>
-          <w:sz w:val="22"/>
-        </w:rPr>
-        <w:t xml:space="preserve"> engine (nine rules) and the validation bar UI.</w:t>
+        <w:t>4.  Validation engine (nine rules) and the validation bar UI.</w:t>
       </w:r>
     </w:p>
     <w:p>
@@ -10685,23 +9773,7 @@
           <w:rFonts w:ascii="Arial" w:hAnsi="Arial"/>
           <w:sz w:val="22"/>
         </w:rPr>
-        <w:t>5</w:t>
-      </w:r>
-      <w:proofErr w:type="gramStart"/>
-      <w:r>
-        <w:rPr>
-          <w:rFonts w:ascii="Arial" w:hAnsi="Arial"/>
-          <w:sz w:val="22"/>
-        </w:rPr>
-        <w:t>.  Auto</w:t>
-      </w:r>
-      <w:proofErr w:type="gramEnd"/>
-      <w:r>
-        <w:rPr>
-          <w:rFonts w:ascii="Arial" w:hAnsi="Arial"/>
-          <w:sz w:val="22"/>
-        </w:rPr>
-        <w:t>-wire engine with smart pin assignment.</w:t>
+        <w:t>5.  Auto-wire engine with smart pin assignment.</w:t>
       </w:r>
     </w:p>
     <w:p>
@@ -10714,23 +9786,7 @@
           <w:rFonts w:ascii="Arial" w:hAnsi="Arial"/>
           <w:sz w:val="22"/>
         </w:rPr>
-        <w:t>6</w:t>
-      </w:r>
-      <w:proofErr w:type="gramStart"/>
-      <w:r>
-        <w:rPr>
-          <w:rFonts w:ascii="Arial" w:hAnsi="Arial"/>
-          <w:sz w:val="22"/>
-        </w:rPr>
-        <w:t>.  State</w:t>
-      </w:r>
-      <w:proofErr w:type="gramEnd"/>
-      <w:r>
-        <w:rPr>
-          <w:rFonts w:ascii="Arial" w:hAnsi="Arial"/>
-          <w:sz w:val="22"/>
-        </w:rPr>
-        <w:t xml:space="preserve"> management upgrades, including undo/redo, </w:t>
+        <w:t xml:space="preserve">6.  State management upgrades, including undo/redo, </w:t>
       </w:r>
       <w:proofErr w:type="spellStart"/>
       <w:r>
@@ -10884,23 +9940,7 @@
           <w:rFonts w:ascii="Arial" w:hAnsi="Arial"/>
           <w:sz w:val="22"/>
         </w:rPr>
-        <w:t xml:space="preserve">•  FR1.2: Placed components snap to a 20-pixel </w:t>
-      </w:r>
-      <w:proofErr w:type="gramStart"/>
-      <w:r>
-        <w:rPr>
-          <w:rFonts w:ascii="Arial" w:hAnsi="Arial"/>
-          <w:sz w:val="22"/>
-        </w:rPr>
-        <w:t>grid</w:t>
-      </w:r>
-      <w:proofErr w:type="gramEnd"/>
-      <w:r>
-        <w:rPr>
-          <w:rFonts w:ascii="Arial" w:hAnsi="Arial"/>
-          <w:sz w:val="22"/>
-        </w:rPr>
-        <w:t xml:space="preserve"> so things stay aligned.</w:t>
+        <w:t>•  FR1.2: Placed components snap to a 20-pixel grid so things stay aligned.</w:t>
       </w:r>
     </w:p>
     <w:p>
@@ -11135,7 +10175,110 @@
         <w:ind w:left="720" w:hanging="357"/>
         <w:jc w:val="both"/>
       </w:pPr>
-      <w:proofErr w:type="gramStart"/>
+      <w:r>
+        <w:rPr>
+          <w:rFonts w:ascii="Arial" w:hAnsi="Arial"/>
+          <w:sz w:val="22"/>
+        </w:rPr>
+        <w:t>•  (a) No Arduino board on the canvas.</w:t>
+      </w:r>
+    </w:p>
+    <w:p>
+      <w:pPr>
+        <w:ind w:left="720" w:hanging="357"/>
+        <w:jc w:val="both"/>
+      </w:pPr>
+      <w:r>
+        <w:rPr>
+          <w:rFonts w:ascii="Arial" w:hAnsi="Arial"/>
+          <w:sz w:val="22"/>
+        </w:rPr>
+        <w:t>•  (b) An LED wired without a current-limiting resistor.</w:t>
+      </w:r>
+    </w:p>
+    <w:p>
+      <w:pPr>
+        <w:ind w:left="720" w:hanging="357"/>
+        <w:jc w:val="both"/>
+      </w:pPr>
+      <w:r>
+        <w:rPr>
+          <w:rFonts w:ascii="Arial" w:hAnsi="Arial"/>
+          <w:sz w:val="22"/>
+        </w:rPr>
+        <w:t>•  (c) Total current draw going over the Arduino's 500 mA USB limit.</w:t>
+      </w:r>
+    </w:p>
+    <w:p>
+      <w:pPr>
+        <w:ind w:left="720" w:hanging="357"/>
+        <w:jc w:val="both"/>
+      </w:pPr>
+      <w:r>
+        <w:rPr>
+          <w:rFonts w:ascii="Arial" w:hAnsi="Arial"/>
+          <w:sz w:val="22"/>
+        </w:rPr>
+        <w:t>•  (d) Two or more signal components sharing the same Arduino I/O pin.</w:t>
+      </w:r>
+    </w:p>
+    <w:p>
+      <w:pPr>
+        <w:ind w:left="720" w:hanging="357"/>
+        <w:jc w:val="both"/>
+      </w:pPr>
+      <w:r>
+        <w:rPr>
+          <w:rFonts w:ascii="Arial" w:hAnsi="Arial"/>
+          <w:sz w:val="22"/>
+        </w:rPr>
+        <w:t>•  (e) A servo motor connected to serial pins 0 or 1.</w:t>
+      </w:r>
+    </w:p>
+    <w:p>
+      <w:pPr>
+        <w:ind w:left="720" w:hanging="357"/>
+        <w:jc w:val="both"/>
+      </w:pPr>
+      <w:r>
+        <w:rPr>
+          <w:rFonts w:ascii="Arial" w:hAnsi="Arial"/>
+          <w:sz w:val="22"/>
+        </w:rPr>
+        <w:t>•  (f) A component that is missing its power (VCC) or ground (GND) connection.</w:t>
+      </w:r>
+    </w:p>
+    <w:p>
+      <w:pPr>
+        <w:ind w:left="720" w:hanging="357"/>
+        <w:jc w:val="both"/>
+      </w:pPr>
+      <w:r>
+        <w:rPr>
+          <w:rFonts w:ascii="Arial" w:hAnsi="Arial"/>
+          <w:sz w:val="22"/>
+        </w:rPr>
+        <w:t>•  (g) An I2C device not wired to the correct pins (A4 for SDA, A5 for SCL).</w:t>
+      </w:r>
+    </w:p>
+    <w:p>
+      <w:pPr>
+        <w:ind w:left="720" w:hanging="357"/>
+        <w:jc w:val="both"/>
+      </w:pPr>
+      <w:r>
+        <w:rPr>
+          <w:rFonts w:ascii="Arial" w:hAnsi="Arial"/>
+          <w:sz w:val="22"/>
+        </w:rPr>
+        <w:t>•  (h) A component that has been placed on the canvas but has no wires at all.</w:t>
+      </w:r>
+    </w:p>
+    <w:p>
+      <w:pPr>
+        <w:ind w:left="720" w:hanging="357"/>
+        <w:jc w:val="both"/>
+      </w:pPr>
       <w:r>
         <w:rPr>
           <w:rFonts w:ascii="Arial" w:hAnsi="Arial"/>
@@ -11143,13 +10286,21 @@
         </w:rPr>
         <w:t>•  (</w:t>
       </w:r>
-      <w:proofErr w:type="gramEnd"/>
-      <w:r>
-        <w:rPr>
-          <w:rFonts w:ascii="Arial" w:hAnsi="Arial"/>
-          <w:sz w:val="22"/>
-        </w:rPr>
-        <w:t>a) No Arduino board on the canvas.</w:t>
+      <w:proofErr w:type="spellStart"/>
+      <w:r>
+        <w:rPr>
+          <w:rFonts w:ascii="Arial" w:hAnsi="Arial"/>
+          <w:sz w:val="22"/>
+        </w:rPr>
+        <w:t>i</w:t>
+      </w:r>
+      <w:proofErr w:type="spellEnd"/>
+      <w:r>
+        <w:rPr>
+          <w:rFonts w:ascii="Arial" w:hAnsi="Arial"/>
+          <w:sz w:val="22"/>
+        </w:rPr>
+        <w:t>) A partially wired component with pins left floating.</w:t>
       </w:r>
     </w:p>
     <w:p>
@@ -11157,21 +10308,12 @@
         <w:ind w:left="720" w:hanging="357"/>
         <w:jc w:val="both"/>
       </w:pPr>
-      <w:proofErr w:type="gramStart"/>
-      <w:r>
-        <w:rPr>
-          <w:rFonts w:ascii="Arial" w:hAnsi="Arial"/>
-          <w:sz w:val="22"/>
-        </w:rPr>
-        <w:t>•  (</w:t>
-      </w:r>
-      <w:proofErr w:type="gramEnd"/>
-      <w:r>
-        <w:rPr>
-          <w:rFonts w:ascii="Arial" w:hAnsi="Arial"/>
-          <w:sz w:val="22"/>
-        </w:rPr>
-        <w:t>b) An LED wired without a current-limiting resistor.</w:t>
+      <w:r>
+        <w:rPr>
+          <w:rFonts w:ascii="Arial" w:hAnsi="Arial"/>
+          <w:sz w:val="22"/>
+        </w:rPr>
+        <w:t>•  FR4.3: Each result includes a severity level (error, warning, or info), a message explaining the issue and the fix, and an icon.</w:t>
       </w:r>
     </w:p>
     <w:p>
@@ -11179,21 +10321,25 @@
         <w:ind w:left="720" w:hanging="357"/>
         <w:jc w:val="both"/>
       </w:pPr>
-      <w:proofErr w:type="gramStart"/>
-      <w:r>
-        <w:rPr>
-          <w:rFonts w:ascii="Arial" w:hAnsi="Arial"/>
-          <w:sz w:val="22"/>
-        </w:rPr>
-        <w:t>•  (</w:t>
-      </w:r>
-      <w:proofErr w:type="gramEnd"/>
-      <w:r>
-        <w:rPr>
-          <w:rFonts w:ascii="Arial" w:hAnsi="Arial"/>
-          <w:sz w:val="22"/>
-        </w:rPr>
-        <w:t>c) Total current draw going over the Arduino's 500 mA USB limit.</w:t>
+      <w:r>
+        <w:rPr>
+          <w:rFonts w:ascii="Arial" w:hAnsi="Arial"/>
+          <w:sz w:val="22"/>
+        </w:rPr>
+        <w:t>•  FR4.4: Results appear in a validation bar panel overlaid on the canvas.</w:t>
+      </w:r>
+    </w:p>
+    <w:p>
+      <w:pPr>
+        <w:jc w:val="both"/>
+      </w:pPr>
+      <w:r>
+        <w:rPr>
+          <w:rFonts w:ascii="Arial" w:hAnsi="Arial"/>
+          <w:b/>
+          <w:sz w:val="22"/>
+        </w:rPr>
+        <w:t>FR5: Intelligent Auto-Wiring</w:t>
       </w:r>
     </w:p>
     <w:p>
@@ -11201,21 +10347,12 @@
         <w:ind w:left="720" w:hanging="357"/>
         <w:jc w:val="both"/>
       </w:pPr>
-      <w:proofErr w:type="gramStart"/>
-      <w:r>
-        <w:rPr>
-          <w:rFonts w:ascii="Arial" w:hAnsi="Arial"/>
-          <w:sz w:val="22"/>
-        </w:rPr>
-        <w:t>•  (</w:t>
-      </w:r>
-      <w:proofErr w:type="gramEnd"/>
-      <w:r>
-        <w:rPr>
-          <w:rFonts w:ascii="Arial" w:hAnsi="Arial"/>
-          <w:sz w:val="22"/>
-        </w:rPr>
-        <w:t>d) Two or more signal components sharing the same Arduino I/O pin.</w:t>
+      <w:r>
+        <w:rPr>
+          <w:rFonts w:ascii="Arial" w:hAnsi="Arial"/>
+          <w:sz w:val="22"/>
+        </w:rPr>
+        <w:t>•  FR5.1: Users can trigger auto-wire to connect a component to the Arduino automatically.</w:t>
       </w:r>
     </w:p>
     <w:p>
@@ -11223,21 +10360,12 @@
         <w:ind w:left="720" w:hanging="357"/>
         <w:jc w:val="both"/>
       </w:pPr>
-      <w:proofErr w:type="gramStart"/>
-      <w:r>
-        <w:rPr>
-          <w:rFonts w:ascii="Arial" w:hAnsi="Arial"/>
-          <w:sz w:val="22"/>
-        </w:rPr>
-        <w:t>•  (</w:t>
-      </w:r>
-      <w:proofErr w:type="gramEnd"/>
-      <w:r>
-        <w:rPr>
-          <w:rFonts w:ascii="Arial" w:hAnsi="Arial"/>
-          <w:sz w:val="22"/>
-        </w:rPr>
-        <w:t>e) A servo motor connected to serial pins 0 or 1.</w:t>
+      <w:r>
+        <w:rPr>
+          <w:rFonts w:ascii="Arial" w:hAnsi="Arial"/>
+          <w:sz w:val="22"/>
+        </w:rPr>
+        <w:t>•  FR5.2: Pin assignment follows the metadata rules: PWM pins for servos, analogue pins for potentiometers, I2C pins for LCDs, and digital pins for most other components.</w:t>
       </w:r>
     </w:p>
     <w:p>
@@ -11245,190 +10373,12 @@
         <w:ind w:left="720" w:hanging="357"/>
         <w:jc w:val="both"/>
       </w:pPr>
-      <w:proofErr w:type="gramStart"/>
-      <w:r>
-        <w:rPr>
-          <w:rFonts w:ascii="Arial" w:hAnsi="Arial"/>
-          <w:sz w:val="22"/>
-        </w:rPr>
-        <w:t>•  (</w:t>
-      </w:r>
-      <w:proofErr w:type="gramEnd"/>
-      <w:r>
-        <w:rPr>
-          <w:rFonts w:ascii="Arial" w:hAnsi="Arial"/>
-          <w:sz w:val="22"/>
-        </w:rPr>
-        <w:t>f) A component that is missing its power (VCC) or ground (GND) connection.</w:t>
-      </w:r>
-    </w:p>
-    <w:p>
-      <w:pPr>
-        <w:ind w:left="720" w:hanging="357"/>
-        <w:jc w:val="both"/>
-      </w:pPr>
-      <w:proofErr w:type="gramStart"/>
-      <w:r>
-        <w:rPr>
-          <w:rFonts w:ascii="Arial" w:hAnsi="Arial"/>
-          <w:sz w:val="22"/>
-        </w:rPr>
-        <w:t>•  (</w:t>
-      </w:r>
-      <w:proofErr w:type="gramEnd"/>
-      <w:r>
-        <w:rPr>
-          <w:rFonts w:ascii="Arial" w:hAnsi="Arial"/>
-          <w:sz w:val="22"/>
-        </w:rPr>
-        <w:t>g) An I2C device not wired to the correct pins (A4 for SDA, A5 for SCL).</w:t>
-      </w:r>
-    </w:p>
-    <w:p>
-      <w:pPr>
-        <w:ind w:left="720" w:hanging="357"/>
-        <w:jc w:val="both"/>
-      </w:pPr>
-      <w:proofErr w:type="gramStart"/>
-      <w:r>
-        <w:rPr>
-          <w:rFonts w:ascii="Arial" w:hAnsi="Arial"/>
-          <w:sz w:val="22"/>
-        </w:rPr>
-        <w:t>•  (</w:t>
-      </w:r>
-      <w:proofErr w:type="gramEnd"/>
-      <w:r>
-        <w:rPr>
-          <w:rFonts w:ascii="Arial" w:hAnsi="Arial"/>
-          <w:sz w:val="22"/>
-        </w:rPr>
-        <w:t>h) A component that has been placed on the canvas but has no wires at all.</w:t>
-      </w:r>
-    </w:p>
-    <w:p>
-      <w:pPr>
-        <w:ind w:left="720" w:hanging="357"/>
-        <w:jc w:val="both"/>
-      </w:pPr>
-      <w:proofErr w:type="gramStart"/>
-      <w:r>
-        <w:rPr>
-          <w:rFonts w:ascii="Arial" w:hAnsi="Arial"/>
-          <w:sz w:val="22"/>
-        </w:rPr>
-        <w:t>•  (</w:t>
-      </w:r>
-      <w:proofErr w:type="spellStart"/>
-      <w:proofErr w:type="gramEnd"/>
-      <w:r>
-        <w:rPr>
-          <w:rFonts w:ascii="Arial" w:hAnsi="Arial"/>
-          <w:sz w:val="22"/>
-        </w:rPr>
-        <w:t>i</w:t>
-      </w:r>
-      <w:proofErr w:type="spellEnd"/>
-      <w:r>
-        <w:rPr>
-          <w:rFonts w:ascii="Arial" w:hAnsi="Arial"/>
-          <w:sz w:val="22"/>
-        </w:rPr>
-        <w:t>) A partially wired component with pins left floating.</w:t>
-      </w:r>
-    </w:p>
-    <w:p>
-      <w:pPr>
-        <w:ind w:left="720" w:hanging="357"/>
-        <w:jc w:val="both"/>
-      </w:pPr>
-      <w:r>
-        <w:rPr>
-          <w:rFonts w:ascii="Arial" w:hAnsi="Arial"/>
-          <w:sz w:val="22"/>
-        </w:rPr>
-        <w:t>•  FR4.3: Each result includes a severity level (error, warning, or info), a message explaining the issue and the fix, and an icon.</w:t>
-      </w:r>
-    </w:p>
-    <w:p>
-      <w:pPr>
-        <w:ind w:left="720" w:hanging="357"/>
-        <w:jc w:val="both"/>
-      </w:pPr>
-      <w:r>
-        <w:rPr>
-          <w:rFonts w:ascii="Arial" w:hAnsi="Arial"/>
-          <w:sz w:val="22"/>
-        </w:rPr>
-        <w:t>•  FR4.4: Results appear in a validation bar panel overlaid on the canvas.</w:t>
-      </w:r>
-    </w:p>
-    <w:p>
-      <w:pPr>
-        <w:jc w:val="both"/>
-      </w:pPr>
-      <w:r>
-        <w:rPr>
-          <w:rFonts w:ascii="Arial" w:hAnsi="Arial"/>
-          <w:b/>
-          <w:sz w:val="22"/>
-        </w:rPr>
-        <w:t>FR5: Intelligent Auto-Wiring</w:t>
-      </w:r>
-    </w:p>
-    <w:p>
-      <w:pPr>
-        <w:ind w:left="720" w:hanging="357"/>
-        <w:jc w:val="both"/>
-      </w:pPr>
-      <w:r>
-        <w:rPr>
-          <w:rFonts w:ascii="Arial" w:hAnsi="Arial"/>
-          <w:sz w:val="22"/>
-        </w:rPr>
-        <w:t>•  FR5.1: Users can trigger auto-wire to connect a component to the Arduino automatically.</w:t>
-      </w:r>
-    </w:p>
-    <w:p>
-      <w:pPr>
-        <w:ind w:left="720" w:hanging="357"/>
-        <w:jc w:val="both"/>
-      </w:pPr>
-      <w:r>
-        <w:rPr>
-          <w:rFonts w:ascii="Arial" w:hAnsi="Arial"/>
-          <w:sz w:val="22"/>
-        </w:rPr>
-        <w:t>•  FR5.2: Pin assignment follows the metadata rules: PWM pins for servos, analogue pins for potentiometers, I2C pins for LCDs, and digital pins for most other components.</w:t>
-      </w:r>
-    </w:p>
-    <w:p>
-      <w:pPr>
-        <w:ind w:left="720" w:hanging="357"/>
-        <w:jc w:val="both"/>
-      </w:pPr>
-      <w:r>
-        <w:rPr>
-          <w:rFonts w:ascii="Arial" w:hAnsi="Arial"/>
-          <w:sz w:val="22"/>
-        </w:rPr>
-        <w:t xml:space="preserve">•  FR5.3: The engine tracks which Arduino pins are already taken and </w:t>
-      </w:r>
-      <w:proofErr w:type="gramStart"/>
-      <w:r>
-        <w:rPr>
-          <w:rFonts w:ascii="Arial" w:hAnsi="Arial"/>
-          <w:sz w:val="22"/>
-        </w:rPr>
-        <w:t>avoids</w:t>
-      </w:r>
-      <w:proofErr w:type="gramEnd"/>
-      <w:r>
-        <w:rPr>
-          <w:rFonts w:ascii="Arial" w:hAnsi="Arial"/>
-          <w:sz w:val="22"/>
-        </w:rPr>
-        <w:t xml:space="preserve"> conflicts.</w:t>
+      <w:r>
+        <w:rPr>
+          <w:rFonts w:ascii="Arial" w:hAnsi="Arial"/>
+          <w:sz w:val="22"/>
+        </w:rPr>
+        <w:t>•  FR5.3: The engine tracks which Arduino pins are already taken and avoids conflicts.</w:t>
       </w:r>
     </w:p>
     <w:p>
@@ -11741,23 +10691,7 @@
           <w:rFonts w:ascii="Arial" w:hAnsi="Arial"/>
           <w:sz w:val="22"/>
         </w:rPr>
-        <w:t xml:space="preserve">Elera is built on a modular architecture using Lit 3 Web Components. There are ten modules, and they communicate through an event-driven pattern. When a user performs an action on the canvas (for example, placing a wire), the Store updates its internal state and fires a "structural-change" event. The Validation Engine listens </w:t>
-      </w:r>
-      <w:proofErr w:type="gramStart"/>
-      <w:r>
-        <w:rPr>
-          <w:rFonts w:ascii="Arial" w:hAnsi="Arial"/>
-          <w:sz w:val="22"/>
-        </w:rPr>
-        <w:t>for</w:t>
-      </w:r>
-      <w:proofErr w:type="gramEnd"/>
-      <w:r>
-        <w:rPr>
-          <w:rFonts w:ascii="Arial" w:hAnsi="Arial"/>
-          <w:sz w:val="22"/>
-        </w:rPr>
-        <w:t xml:space="preserve"> that event, re-checks the circuit, and sends the results to the Validation Bar, which re-renders automatically. The user sees updated feedback without any manual refresh.</w:t>
+        <w:t>Elera is built on a modular architecture using Lit 3 Web Components. There are ten modules, and they communicate through an event-driven pattern. When a user performs an action on the canvas (for example, placing a wire), the Store updates its internal state and fires a "structural-change" event. The Validation Engine listens for that event, re-checks the circuit, and sends the results to the Validation Bar, which re-renders automatically. The user sees updated feedback without any manual refresh.</w:t>
       </w:r>
     </w:p>
     <w:p>
@@ -12014,23 +10948,7 @@
                 <w:rFonts w:ascii="Arial" w:hAnsi="Arial"/>
                 <w:sz w:val="20"/>
               </w:rPr>
-              <w:t xml:space="preserve">Central </w:t>
-            </w:r>
-            <w:proofErr w:type="gramStart"/>
-            <w:r>
-              <w:rPr>
-                <w:rFonts w:ascii="Arial" w:hAnsi="Arial"/>
-                <w:sz w:val="20"/>
-              </w:rPr>
-              <w:t>state manager</w:t>
-            </w:r>
-            <w:proofErr w:type="gramEnd"/>
-            <w:r>
-              <w:rPr>
-                <w:rFonts w:ascii="Arial" w:hAnsi="Arial"/>
-                <w:sz w:val="20"/>
-              </w:rPr>
-              <w:t xml:space="preserve">. Holds all instances, wires, selections, viewport state, undo/redo history, and handles </w:t>
+              <w:t xml:space="preserve">Central state manager. Holds all instances, wires, selections, viewport state, undo/redo history, and handles </w:t>
             </w:r>
             <w:proofErr w:type="spellStart"/>
             <w:r>
@@ -12225,23 +11143,7 @@
           <w:rFonts w:ascii="Arial" w:hAnsi="Arial"/>
           <w:sz w:val="22"/>
         </w:rPr>
-        <w:t xml:space="preserve">The primary actor in the system is the </w:t>
-      </w:r>
-      <w:proofErr w:type="gramStart"/>
-      <w:r>
-        <w:rPr>
-          <w:rFonts w:ascii="Arial" w:hAnsi="Arial"/>
-          <w:sz w:val="22"/>
-        </w:rPr>
-        <w:t>Student</w:t>
-      </w:r>
-      <w:proofErr w:type="gramEnd"/>
-      <w:r>
-        <w:rPr>
-          <w:rFonts w:ascii="Arial" w:hAnsi="Arial"/>
-          <w:sz w:val="22"/>
-        </w:rPr>
-        <w:t>. The supported use cases include Place Component, Move Component, Delete Component, Wire Components, Edit Wire Waypoints, Search Components, Auto-Wire Component, View Validation Results, Undo/Redo, and Clear Project.</w:t>
+        <w:t>The primary actor in the system is the Student. The supported use cases include Place Component, Move Component, Delete Component, Wire Components, Edit Wire Waypoints, Search Components, Auto-Wire Component, View Validation Results, Undo/Redo, and Clear Project.</w:t>
       </w:r>
     </w:p>
     <w:p>
@@ -12254,61 +11156,95 @@
           <w:i/>
           <w:sz w:val="22"/>
         </w:rPr>
-        <w:t xml:space="preserve">[FIGURE 3.3: Use Case Diagram. UML </w:t>
-      </w:r>
-      <w:proofErr w:type="gramStart"/>
+        <w:t>[FIGURE 3.3: Use Case Diagram. UML use case diagram with the Student actor connected to ten use cases.]</w:t>
+      </w:r>
+    </w:p>
+    <w:p>
+      <w:pPr>
+        <w:jc w:val="both"/>
+      </w:pPr>
+      <w:r>
+        <w:rPr>
+          <w:rFonts w:ascii="Arial" w:hAnsi="Arial"/>
+          <w:b/>
+          <w:sz w:val="22"/>
+        </w:rPr>
+        <w:t>Activity Diagram</w:t>
+      </w:r>
+    </w:p>
+    <w:p>
+      <w:pPr>
+        <w:jc w:val="center"/>
+      </w:pPr>
       <w:r>
         <w:rPr>
           <w:rFonts w:ascii="Arial" w:hAnsi="Arial"/>
           <w:i/>
           <w:sz w:val="22"/>
         </w:rPr>
-        <w:t>use</w:t>
-      </w:r>
-      <w:proofErr w:type="gramEnd"/>
+        <w:t>[FIGURE 3.4: Activity Diagram for the circuit building workflow. Start, then Place Arduino Uno, then Place a Component, then Choose Manual Wire or Auto-Wire. Manual path: click source pin, click destination pin, wire appears. Auto-Wire path: trigger engine, pins assigned, wires generated. Validation runs automatically, then view results. If errors are present, fix wiring and loop back. If no errors, circuit is complete. End.]</w:t>
+      </w:r>
+    </w:p>
+    <w:p>
+      <w:pPr>
+        <w:jc w:val="both"/>
+      </w:pPr>
+      <w:r>
+        <w:rPr>
+          <w:rFonts w:ascii="Arial" w:hAnsi="Arial"/>
+          <w:b/>
+          <w:sz w:val="22"/>
+        </w:rPr>
+        <w:t>Sequence Diagram</w:t>
+      </w:r>
+    </w:p>
+    <w:p>
+      <w:pPr>
+        <w:jc w:val="center"/>
+      </w:pPr>
       <w:r>
         <w:rPr>
           <w:rFonts w:ascii="Arial" w:hAnsi="Arial"/>
           <w:i/>
           <w:sz w:val="22"/>
         </w:rPr>
-        <w:t xml:space="preserve"> case </w:t>
-      </w:r>
-      <w:proofErr w:type="gramStart"/>
+        <w:t xml:space="preserve">[FIGURE 3.5: Sequence Diagram for the validation flow. User interacts with Canvas (places a wire). Canvas calls </w:t>
+      </w:r>
+      <w:proofErr w:type="spellStart"/>
       <w:r>
         <w:rPr>
           <w:rFonts w:ascii="Arial" w:hAnsi="Arial"/>
           <w:i/>
           <w:sz w:val="22"/>
         </w:rPr>
-        <w:t>diagram</w:t>
-      </w:r>
-      <w:proofErr w:type="gramEnd"/>
+        <w:t>Store.completeWiring</w:t>
+      </w:r>
+      <w:proofErr w:type="spellEnd"/>
       <w:r>
         <w:rPr>
           <w:rFonts w:ascii="Arial" w:hAnsi="Arial"/>
           <w:i/>
           <w:sz w:val="22"/>
         </w:rPr>
-        <w:t xml:space="preserve"> with the </w:t>
-      </w:r>
-      <w:proofErr w:type="gramStart"/>
+        <w:t xml:space="preserve">(). Store adds wire and fires 'structural-change' event. Validation Engine receives event, calls </w:t>
+      </w:r>
+      <w:proofErr w:type="spellStart"/>
       <w:r>
         <w:rPr>
           <w:rFonts w:ascii="Arial" w:hAnsi="Arial"/>
           <w:i/>
           <w:sz w:val="22"/>
         </w:rPr>
-        <w:t>Student</w:t>
-      </w:r>
-      <w:proofErr w:type="gramEnd"/>
+        <w:t>validateCircuit</w:t>
+      </w:r>
+      <w:proofErr w:type="spellEnd"/>
       <w:r>
         <w:rPr>
           <w:rFonts w:ascii="Arial" w:hAnsi="Arial"/>
           <w:i/>
           <w:sz w:val="22"/>
         </w:rPr>
-        <w:t xml:space="preserve"> actor connected to ten use cases.]</w:t>
+        <w:t>(), builds context, and runs nine rules. Results are returned to Validation Bar. Bar renders messages. User reads feedback.]</w:t>
       </w:r>
     </w:p>
     <w:p>
@@ -12321,7 +11257,7 @@
           <w:b/>
           <w:sz w:val="22"/>
         </w:rPr>
-        <w:t>Activity Diagram</w:t>
+        <w:t>Package Diagram</w:t>
       </w:r>
     </w:p>
     <w:p>
@@ -12334,25 +11270,37 @@
           <w:i/>
           <w:sz w:val="22"/>
         </w:rPr>
-        <w:t xml:space="preserve">[FIGURE 3.4: Activity Diagram for the circuit building workflow. Start, then Place Arduino Uno, then Place a Component, then Choose Manual Wire or Auto-Wire. Manual path: click source pin, click destination pin, wire appears. Auto-Wire path: trigger engine, pins assigned, wires generated. Validation runs automatically, then view results. If errors are present, fix wiring and loop back. If </w:t>
-      </w:r>
-      <w:proofErr w:type="gramStart"/>
+        <w:t xml:space="preserve">[FIGURE 3.6: Package Diagram showing module </w:t>
+      </w:r>
+      <w:proofErr w:type="spellStart"/>
       <w:r>
         <w:rPr>
           <w:rFonts w:ascii="Arial" w:hAnsi="Arial"/>
           <w:i/>
           <w:sz w:val="22"/>
         </w:rPr>
-        <w:t>no</w:t>
-      </w:r>
-      <w:proofErr w:type="gramEnd"/>
+        <w:t>organisation</w:t>
+      </w:r>
+      <w:proofErr w:type="spellEnd"/>
       <w:r>
         <w:rPr>
           <w:rFonts w:ascii="Arial" w:hAnsi="Arial"/>
           <w:i/>
           <w:sz w:val="22"/>
         </w:rPr>
-        <w:t xml:space="preserve"> errors, circuit is complete. End.]</w:t>
+        <w:t>. Three packages: UI Components (circuit-app, circuit-canvas, placed-component, component-sidebar, validation-bar), Services (validation-engine, auto-wire-engine), and Data (store, component-library, wire-path). UI Components depends on Data. Services depends on Data.]</w:t>
+      </w:r>
+    </w:p>
+    <w:p>
+      <w:pPr>
+        <w:pStyle w:val="Heading3"/>
+      </w:pPr>
+      <w:r>
+        <w:rPr>
+          <w:rFonts w:ascii="Arial" w:hAnsi="Arial"/>
+          <w:sz w:val="24"/>
+        </w:rPr>
+        <w:t>3.3.2 Data Flow Diagram</w:t>
       </w:r>
     </w:p>
     <w:p>
@@ -12365,224 +11313,6 @@
           <w:b/>
           <w:sz w:val="22"/>
         </w:rPr>
-        <w:t>Sequence Diagram</w:t>
-      </w:r>
-    </w:p>
-    <w:p>
-      <w:pPr>
-        <w:jc w:val="center"/>
-      </w:pPr>
-      <w:r>
-        <w:rPr>
-          <w:rFonts w:ascii="Arial" w:hAnsi="Arial"/>
-          <w:i/>
-          <w:sz w:val="22"/>
-        </w:rPr>
-        <w:t xml:space="preserve">[FIGURE 3.5: Sequence Diagram for the validation flow. User interacts with Canvas (places a wire). Canvas calls </w:t>
-      </w:r>
-      <w:proofErr w:type="spellStart"/>
-      <w:r>
-        <w:rPr>
-          <w:rFonts w:ascii="Arial" w:hAnsi="Arial"/>
-          <w:i/>
-          <w:sz w:val="22"/>
-        </w:rPr>
-        <w:t>Store.completeWiring</w:t>
-      </w:r>
-      <w:proofErr w:type="spellEnd"/>
-      <w:r>
-        <w:rPr>
-          <w:rFonts w:ascii="Arial" w:hAnsi="Arial"/>
-          <w:i/>
-          <w:sz w:val="22"/>
-        </w:rPr>
-        <w:t xml:space="preserve">(). Store adds wire and fires 'structural-change' </w:t>
-      </w:r>
-      <w:proofErr w:type="gramStart"/>
-      <w:r>
-        <w:rPr>
-          <w:rFonts w:ascii="Arial" w:hAnsi="Arial"/>
-          <w:i/>
-          <w:sz w:val="22"/>
-        </w:rPr>
-        <w:t>event</w:t>
-      </w:r>
-      <w:proofErr w:type="gramEnd"/>
-      <w:r>
-        <w:rPr>
-          <w:rFonts w:ascii="Arial" w:hAnsi="Arial"/>
-          <w:i/>
-          <w:sz w:val="22"/>
-        </w:rPr>
-        <w:t xml:space="preserve">. Validation Engine receives </w:t>
-      </w:r>
-      <w:proofErr w:type="gramStart"/>
-      <w:r>
-        <w:rPr>
-          <w:rFonts w:ascii="Arial" w:hAnsi="Arial"/>
-          <w:i/>
-          <w:sz w:val="22"/>
-        </w:rPr>
-        <w:t>event</w:t>
-      </w:r>
-      <w:proofErr w:type="gramEnd"/>
-      <w:r>
-        <w:rPr>
-          <w:rFonts w:ascii="Arial" w:hAnsi="Arial"/>
-          <w:i/>
-          <w:sz w:val="22"/>
-        </w:rPr>
-        <w:t xml:space="preserve">, calls </w:t>
-      </w:r>
-      <w:proofErr w:type="spellStart"/>
-      <w:proofErr w:type="gramStart"/>
-      <w:r>
-        <w:rPr>
-          <w:rFonts w:ascii="Arial" w:hAnsi="Arial"/>
-          <w:i/>
-          <w:sz w:val="22"/>
-        </w:rPr>
-        <w:t>validateCircuit</w:t>
-      </w:r>
-      <w:proofErr w:type="spellEnd"/>
-      <w:r>
-        <w:rPr>
-          <w:rFonts w:ascii="Arial" w:hAnsi="Arial"/>
-          <w:i/>
-          <w:sz w:val="22"/>
-        </w:rPr>
-        <w:t>(</w:t>
-      </w:r>
-      <w:proofErr w:type="gramEnd"/>
-      <w:r>
-        <w:rPr>
-          <w:rFonts w:ascii="Arial" w:hAnsi="Arial"/>
-          <w:i/>
-          <w:sz w:val="22"/>
-        </w:rPr>
-        <w:t>), builds context, and runs nine rules. Results are returned to Validation Bar. Bar renders messages. User reads feedback.]</w:t>
-      </w:r>
-    </w:p>
-    <w:p>
-      <w:pPr>
-        <w:jc w:val="both"/>
-      </w:pPr>
-      <w:r>
-        <w:rPr>
-          <w:rFonts w:ascii="Arial" w:hAnsi="Arial"/>
-          <w:b/>
-          <w:sz w:val="22"/>
-        </w:rPr>
-        <w:t>Package Diagram</w:t>
-      </w:r>
-    </w:p>
-    <w:p>
-      <w:pPr>
-        <w:jc w:val="center"/>
-      </w:pPr>
-      <w:r>
-        <w:rPr>
-          <w:rFonts w:ascii="Arial" w:hAnsi="Arial"/>
-          <w:i/>
-          <w:sz w:val="22"/>
-        </w:rPr>
-        <w:t xml:space="preserve">[FIGURE 3.6: Package Diagram showing module </w:t>
-      </w:r>
-      <w:proofErr w:type="spellStart"/>
-      <w:r>
-        <w:rPr>
-          <w:rFonts w:ascii="Arial" w:hAnsi="Arial"/>
-          <w:i/>
-          <w:sz w:val="22"/>
-        </w:rPr>
-        <w:t>organisation</w:t>
-      </w:r>
-      <w:proofErr w:type="spellEnd"/>
-      <w:r>
-        <w:rPr>
-          <w:rFonts w:ascii="Arial" w:hAnsi="Arial"/>
-          <w:i/>
-          <w:sz w:val="22"/>
-        </w:rPr>
-        <w:t xml:space="preserve">. Three packages: UI Components (circuit-app, circuit-canvas, placed-component, component-sidebar, validation-bar), Services (validation-engine, </w:t>
-      </w:r>
-      <w:proofErr w:type="gramStart"/>
-      <w:r>
-        <w:rPr>
-          <w:rFonts w:ascii="Arial" w:hAnsi="Arial"/>
-          <w:i/>
-          <w:sz w:val="22"/>
-        </w:rPr>
-        <w:t>auto-wire-engine</w:t>
-      </w:r>
-      <w:proofErr w:type="gramEnd"/>
-      <w:r>
-        <w:rPr>
-          <w:rFonts w:ascii="Arial" w:hAnsi="Arial"/>
-          <w:i/>
-          <w:sz w:val="22"/>
-        </w:rPr>
-        <w:t xml:space="preserve">), and Data (store, component-library, wire-path). UI Components </w:t>
-      </w:r>
-      <w:proofErr w:type="gramStart"/>
-      <w:r>
-        <w:rPr>
-          <w:rFonts w:ascii="Arial" w:hAnsi="Arial"/>
-          <w:i/>
-          <w:sz w:val="22"/>
-        </w:rPr>
-        <w:t>depends</w:t>
-      </w:r>
-      <w:proofErr w:type="gramEnd"/>
-      <w:r>
-        <w:rPr>
-          <w:rFonts w:ascii="Arial" w:hAnsi="Arial"/>
-          <w:i/>
-          <w:sz w:val="22"/>
-        </w:rPr>
-        <w:t xml:space="preserve"> on Data. Services </w:t>
-      </w:r>
-      <w:proofErr w:type="gramStart"/>
-      <w:r>
-        <w:rPr>
-          <w:rFonts w:ascii="Arial" w:hAnsi="Arial"/>
-          <w:i/>
-          <w:sz w:val="22"/>
-        </w:rPr>
-        <w:t>depends</w:t>
-      </w:r>
-      <w:proofErr w:type="gramEnd"/>
-      <w:r>
-        <w:rPr>
-          <w:rFonts w:ascii="Arial" w:hAnsi="Arial"/>
-          <w:i/>
-          <w:sz w:val="22"/>
-        </w:rPr>
-        <w:t xml:space="preserve"> on Data.]</w:t>
-      </w:r>
-    </w:p>
-    <w:p>
-      <w:pPr>
-        <w:pStyle w:val="Heading3"/>
-      </w:pPr>
-      <w:r>
-        <w:rPr>
-          <w:rFonts w:ascii="Arial" w:hAnsi="Arial"/>
-          <w:sz w:val="24"/>
-        </w:rPr>
-        <w:t>3.3.2 Data Flow Diagram</w:t>
-      </w:r>
-    </w:p>
-    <w:p>
-      <w:pPr>
-        <w:jc w:val="both"/>
-      </w:pPr>
-      <w:r>
-        <w:rPr>
-          <w:rFonts w:ascii="Arial" w:hAnsi="Arial"/>
-          <w:b/>
-          <w:sz w:val="22"/>
-        </w:rPr>
         <w:t>Context Diagram (DFD Level 0)</w:t>
       </w:r>
     </w:p>
@@ -12595,23 +11325,7 @@
           <w:rFonts w:ascii="Arial" w:hAnsi="Arial"/>
           <w:sz w:val="22"/>
         </w:rPr>
-        <w:t xml:space="preserve">One external entity (the </w:t>
-      </w:r>
-      <w:proofErr w:type="gramStart"/>
-      <w:r>
-        <w:rPr>
-          <w:rFonts w:ascii="Arial" w:hAnsi="Arial"/>
-          <w:sz w:val="22"/>
-        </w:rPr>
-        <w:t>Student</w:t>
-      </w:r>
-      <w:proofErr w:type="gramEnd"/>
-      <w:r>
-        <w:rPr>
-          <w:rFonts w:ascii="Arial" w:hAnsi="Arial"/>
-          <w:sz w:val="22"/>
-        </w:rPr>
-        <w:t>) interacts with the Elera system. Inbound data flows include component placement commands, wiring actions, search queries, and auto-wire requests. Outbound flows include the visual circuit display, validation results, and auto-wire confirmations.</w:t>
+        <w:t>One external entity (the Student) interacts with the Elera system. Inbound data flows include component placement commands, wiring actions, search queries, and auto-wire requests. Outbound flows include the visual circuit display, validation results, and auto-wire confirmations.</w:t>
       </w:r>
     </w:p>
     <w:p>
@@ -12863,43 +11577,7 @@
           <w:i/>
           <w:sz w:val="22"/>
         </w:rPr>
-        <w:t xml:space="preserve">: String, waypoints: JSON, color: String). Relationships: Component </w:t>
-      </w:r>
-      <w:proofErr w:type="gramStart"/>
-      <w:r>
-        <w:rPr>
-          <w:rFonts w:ascii="Arial" w:hAnsi="Arial"/>
-          <w:i/>
-          <w:sz w:val="22"/>
-        </w:rPr>
-        <w:t>1..</w:t>
-      </w:r>
-      <w:proofErr w:type="gramEnd"/>
-      <w:r>
-        <w:rPr>
-          <w:rFonts w:ascii="Arial" w:hAnsi="Arial"/>
-          <w:i/>
-          <w:sz w:val="22"/>
-        </w:rPr>
-        <w:t xml:space="preserve">* Instance, Instance </w:t>
-      </w:r>
-      <w:proofErr w:type="gramStart"/>
-      <w:r>
-        <w:rPr>
-          <w:rFonts w:ascii="Arial" w:hAnsi="Arial"/>
-          <w:i/>
-          <w:sz w:val="22"/>
-        </w:rPr>
-        <w:t>1..</w:t>
-      </w:r>
-      <w:proofErr w:type="gramEnd"/>
-      <w:r>
-        <w:rPr>
-          <w:rFonts w:ascii="Arial" w:hAnsi="Arial"/>
-          <w:i/>
-          <w:sz w:val="22"/>
-        </w:rPr>
-        <w:t>* Wire (from), Instance 1..* Wire (to).]</w:t>
+        <w:t>: String, waypoints: JSON, color: String). Relationships: Component 1..* Instance, Instance 1..* Wire (from), Instance 1..* Wire (to).]</w:t>
       </w:r>
     </w:p>
     <w:p>
@@ -12928,39 +11606,7 @@
           <w:rFonts w:ascii="Arial" w:hAnsi="Arial"/>
           <w:sz w:val="22"/>
         </w:rPr>
-        <w:t xml:space="preserve">Elera does not use a traditional database in this phase. It is a fully client-side application, so all </w:t>
-      </w:r>
-      <w:proofErr w:type="gramStart"/>
-      <w:r>
-        <w:rPr>
-          <w:rFonts w:ascii="Arial" w:hAnsi="Arial"/>
-          <w:sz w:val="22"/>
-        </w:rPr>
-        <w:t>state</w:t>
-      </w:r>
-      <w:proofErr w:type="gramEnd"/>
-      <w:r>
-        <w:rPr>
-          <w:rFonts w:ascii="Arial" w:hAnsi="Arial"/>
-          <w:sz w:val="22"/>
-        </w:rPr>
-        <w:t xml:space="preserve"> </w:t>
-      </w:r>
-      <w:proofErr w:type="gramStart"/>
-      <w:r>
-        <w:rPr>
-          <w:rFonts w:ascii="Arial" w:hAnsi="Arial"/>
-          <w:sz w:val="22"/>
-        </w:rPr>
-        <w:t>lives</w:t>
-      </w:r>
-      <w:proofErr w:type="gramEnd"/>
-      <w:r>
-        <w:rPr>
-          <w:rFonts w:ascii="Arial" w:hAnsi="Arial"/>
-          <w:sz w:val="22"/>
-        </w:rPr>
-        <w:t xml:space="preserve"> in memory within the Circuit Store. The Store is a JavaScript class that extends </w:t>
+        <w:t xml:space="preserve">Elera does not use a traditional database in this phase. It is a fully client-side application, so all state lives in memory within the Circuit Store. The Store is a JavaScript class that extends </w:t>
       </w:r>
       <w:proofErr w:type="spellStart"/>
       <w:r>
@@ -13396,7 +12042,6 @@
           </w:tcPr>
           <w:p>
             <w:proofErr w:type="spellStart"/>
-            <w:proofErr w:type="gramStart"/>
             <w:r>
               <w:rPr>
                 <w:rFonts w:ascii="Arial" w:hAnsi="Arial"/>
@@ -13405,7 +12050,6 @@
               <w:t>from.instanceId</w:t>
             </w:r>
             <w:proofErr w:type="spellEnd"/>
-            <w:proofErr w:type="gramEnd"/>
           </w:p>
         </w:tc>
         <w:tc>
@@ -13444,7 +12088,6 @@
           </w:tcPr>
           <w:p>
             <w:proofErr w:type="spellStart"/>
-            <w:proofErr w:type="gramStart"/>
             <w:r>
               <w:rPr>
                 <w:rFonts w:ascii="Arial" w:hAnsi="Arial"/>
@@ -13453,7 +12096,6 @@
               <w:t>from.pinName</w:t>
             </w:r>
             <w:proofErr w:type="spellEnd"/>
-            <w:proofErr w:type="gramEnd"/>
           </w:p>
         </w:tc>
         <w:tc>
@@ -13492,7 +12134,6 @@
           </w:tcPr>
           <w:p>
             <w:proofErr w:type="spellStart"/>
-            <w:proofErr w:type="gramStart"/>
             <w:r>
               <w:rPr>
                 <w:rFonts w:ascii="Arial" w:hAnsi="Arial"/>
@@ -13501,7 +12142,6 @@
               <w:t>to.instanceId</w:t>
             </w:r>
             <w:proofErr w:type="spellEnd"/>
-            <w:proofErr w:type="gramEnd"/>
           </w:p>
         </w:tc>
         <w:tc>
@@ -13540,7 +12180,6 @@
           </w:tcPr>
           <w:p>
             <w:proofErr w:type="spellStart"/>
-            <w:proofErr w:type="gramStart"/>
             <w:r>
               <w:rPr>
                 <w:rFonts w:ascii="Arial" w:hAnsi="Arial"/>
@@ -13549,7 +12188,6 @@
               <w:t>to.pinName</w:t>
             </w:r>
             <w:proofErr w:type="spellEnd"/>
-            <w:proofErr w:type="gramEnd"/>
           </w:p>
         </w:tc>
         <w:tc>
@@ -13753,23 +12391,7 @@
           <w:rFonts w:ascii="Arial" w:hAnsi="Arial"/>
           <w:sz w:val="22"/>
         </w:rPr>
-        <w:t xml:space="preserve">. </w:t>
-      </w:r>
-      <w:proofErr w:type="gramStart"/>
-      <w:r>
-        <w:rPr>
-          <w:rFonts w:ascii="Arial" w:hAnsi="Arial"/>
-          <w:sz w:val="22"/>
-        </w:rPr>
-        <w:t>Saving is</w:t>
-      </w:r>
-      <w:proofErr w:type="gramEnd"/>
-      <w:r>
-        <w:rPr>
-          <w:rFonts w:ascii="Arial" w:hAnsi="Arial"/>
-          <w:sz w:val="22"/>
-        </w:rPr>
-        <w:t xml:space="preserve"> debounced to 500 </w:t>
+        <w:t xml:space="preserve">. Saving is debounced to 500 </w:t>
       </w:r>
       <w:proofErr w:type="spellStart"/>
       <w:r>
@@ -13901,23 +12523,7 @@
           <w:rFonts w:ascii="Arial" w:hAnsi="Arial"/>
           <w:sz w:val="22"/>
         </w:rPr>
-        <w:t xml:space="preserve">The header shows the Elera branding and </w:t>
-      </w:r>
-      <w:proofErr w:type="gramStart"/>
-      <w:r>
-        <w:rPr>
-          <w:rFonts w:ascii="Arial" w:hAnsi="Arial"/>
-          <w:sz w:val="22"/>
-        </w:rPr>
-        <w:t>subtitle</w:t>
-      </w:r>
-      <w:proofErr w:type="gramEnd"/>
-      <w:r>
-        <w:rPr>
-          <w:rFonts w:ascii="Arial" w:hAnsi="Arial"/>
-          <w:sz w:val="22"/>
-        </w:rPr>
-        <w:t xml:space="preserve"> ("Intelligent Arduino Circuit Builder"). On the right side, there are toolbar buttons for undo, redo, wire cleanup, wire reset, anti-overlap toggle, and a clear button. The toolbar is compact and stays out of the way.</w:t>
+        <w:t>The header shows the Elera branding and subtitle ("Intelligent Arduino Circuit Builder"). On the right side, there are toolbar buttons for undo, redo, wire cleanup, wire reset, anti-overlap toggle, and a clear button. The toolbar is compact and stays out of the way.</w:t>
       </w:r>
     </w:p>
     <w:p>
@@ -14003,23 +12609,7 @@
           <w:rFonts w:ascii="Arial" w:hAnsi="Arial"/>
           <w:sz w:val="22"/>
         </w:rPr>
-        <w:t xml:space="preserve">Components are rendered </w:t>
-      </w:r>
-      <w:proofErr w:type="gramStart"/>
-      <w:r>
-        <w:rPr>
-          <w:rFonts w:ascii="Arial" w:hAnsi="Arial"/>
-          <w:sz w:val="22"/>
-        </w:rPr>
-        <w:t>using @</w:t>
-      </w:r>
-      <w:proofErr w:type="gramEnd"/>
-      <w:r>
-        <w:rPr>
-          <w:rFonts w:ascii="Arial" w:hAnsi="Arial"/>
-          <w:sz w:val="22"/>
-        </w:rPr>
-        <w:t>wokwi/elements, which provides realistic SVG visuals of actual Arduino parts. Each component shows interactive pin targets (small circles that highlight on hover) to indicate where wires can connect.</w:t>
+        <w:t>Components are rendered using @wokwi/elements, which provides realistic SVG visuals of actual Arduino parts. Each component shows interactive pin targets (small circles that highlight on hover) to indicate where wires can connect.</w:t>
       </w:r>
     </w:p>
     <w:p>
@@ -14560,23 +13150,7 @@
           <w:rFonts w:ascii="Arial" w:hAnsi="Arial"/>
           <w:sz w:val="22"/>
         </w:rPr>
-        <w:t xml:space="preserve">Arduino Forum. (2023). </w:t>
-      </w:r>
-      <w:proofErr w:type="gramStart"/>
-      <w:r>
-        <w:rPr>
-          <w:rFonts w:ascii="Arial" w:hAnsi="Arial"/>
-          <w:sz w:val="22"/>
-        </w:rPr>
-        <w:t>BEGINNERS::</w:t>
-      </w:r>
-      <w:proofErr w:type="gramEnd"/>
-      <w:r>
-        <w:rPr>
-          <w:rFonts w:ascii="Arial" w:hAnsi="Arial"/>
-          <w:sz w:val="22"/>
-        </w:rPr>
-        <w:t xml:space="preserve"> Why are Fritzy diagrams so unpopular? </w:t>
+        <w:t xml:space="preserve">Arduino Forum. (2023). BEGINNERS:: Why are Fritzy diagrams so unpopular? </w:t>
       </w:r>
       <w:hyperlink r:id="rId7" w:history="1">
         <w:r>
